--- a/policies/build/masters/HIC.3_v2_master.docx
+++ b/policies/build/masters/HIC.3_v2_master.docx
@@ -11,40 +11,25 @@
         <w:rPr>
           <w:b/>
           <w:bCs/>
+          <w:sz w:val="28"/>
+          <w:szCs w:val="28"/>
+        </w:rPr>
+        <w:t>Policy on Infection Prevention and Control in Support Services</w:t>
+      </w:r>
+    </w:p>
+    <w:p>
+      <w:pPr>
+        <w:spacing w:after="60"/>
+        <w:jc w:val="center"/>
+      </w:pPr>
+      <w:r>
+        <w:rPr>
+          <w:b/>
+          <w:bCs/>
           <w:sz w:val="32"/>
           <w:szCs w:val="32"/>
         </w:rPr>
         <w:t xml:space="preserve">«Hospital Name»</w:t>
-      </w:r>
-    </w:p>
-    <w:p>
-      <w:pPr>
-        <w:spacing w:after="60"/>
-        <w:jc w:val="center"/>
-      </w:pPr>
-      <w:r>
-        <w:rPr>
-          <w:b/>
-          <w:bCs/>
-          <w:sz w:val="28"/>
-          <w:szCs w:val="28"/>
-        </w:rPr>
-        <w:t xml:space="preserve">Infection Prevention and Control in Support Services</w:t>
-      </w:r>
-    </w:p>
-    <w:p>
-      <w:pPr>
-        <w:spacing w:after="240"/>
-        <w:jc w:val="center"/>
-      </w:pPr>
-      <w:r>
-        <w:rPr>
-          <w:i/>
-          <w:iCs/>
-          <w:sz w:val="20"/>
-          <w:szCs w:val="20"/>
-        </w:rPr>
-        <w:t xml:space="preserve">Infection control in engineering, housekeeping, waste, laundry and kitchen.</w:t>
       </w:r>
     </w:p>
     <w:p>
@@ -2968,213 +2953,6 @@
         <w:t xml:space="preserve">The Nursing Superintendent holds signed acknowledgements with the induction record.</w:t>
       </w:r>
     </w:p>
-    <w:p>
-      <w:pPr>
-        <w:pStyle w:val="Heading1"/>
-        <w:spacing w:after="120" w:before="280"/>
-      </w:pPr>
-      <w:r>
-        <w:t xml:space="preserve">9. References</w:t>
-      </w:r>
-    </w:p>
-    <w:p>
-      <w:pPr>
-        <w:pStyle w:val="ListParagraph"/>
-        <w:numPr>
-          <w:ilvl w:val="0"/>
-          <w:numId w:val="1"/>
-        </w:numPr>
-        <w:spacing w:after="60"/>
-      </w:pPr>
-      <w:r>
-        <w:rPr>
-          <w:sz w:val="22"/>
-          <w:szCs w:val="22"/>
-        </w:rPr>
-        <w:t xml:space="preserve">National Accreditation Board for Hospitals and Healthcare Providers (NABH), Standards for Small Healthcare Organisations, 3rd Edition — HIC chapter, standard HIC.3.</w:t>
-      </w:r>
-    </w:p>
-    <w:p>
-      <w:pPr>
-        <w:pStyle w:val="ListParagraph"/>
-        <w:numPr>
-          <w:ilvl w:val="0"/>
-          <w:numId w:val="1"/>
-        </w:numPr>
-        <w:spacing w:after="60"/>
-      </w:pPr>
-      <w:r>
-        <w:rPr>
-          <w:sz w:val="22"/>
-          <w:szCs w:val="22"/>
-        </w:rPr>
-        <w:t xml:space="preserve">Bio-Medical Waste Management Rules, 2016, and amendments (Ministry of Environment, Forest and Climate Change, India).</w:t>
-      </w:r>
-    </w:p>
-    <w:p>
-      <w:pPr>
-        <w:pStyle w:val="ListParagraph"/>
-        <w:numPr>
-          <w:ilvl w:val="0"/>
-          <w:numId w:val="1"/>
-        </w:numPr>
-        <w:spacing w:after="60"/>
-      </w:pPr>
-      <w:r>
-        <w:rPr>
-          <w:sz w:val="22"/>
-          <w:szCs w:val="22"/>
-        </w:rPr>
-        <w:t xml:space="preserve">Guidelines on Airborne Infection Control, National Centre for Disease Control, India.</w:t>
-      </w:r>
-    </w:p>
-    <w:p>
-      <w:pPr>
-        <w:pStyle w:val="ListParagraph"/>
-        <w:numPr>
-          <w:ilvl w:val="0"/>
-          <w:numId w:val="1"/>
-        </w:numPr>
-        <w:spacing w:after="60"/>
-      </w:pPr>
-      <w:r>
-        <w:rPr>
-          <w:sz w:val="22"/>
-          <w:szCs w:val="22"/>
-        </w:rPr>
-        <w:t xml:space="preserve">WHO Best Practices for Environmental Cleaning in Healthcare Facilities (2019).</w:t>
-      </w:r>
-    </w:p>
-    <w:p>
-      <w:pPr>
-        <w:pStyle w:val="ListParagraph"/>
-        <w:numPr>
-          <w:ilvl w:val="0"/>
-          <w:numId w:val="1"/>
-        </w:numPr>
-        <w:spacing w:after="60"/>
-      </w:pPr>
-      <w:r>
-        <w:rPr>
-          <w:sz w:val="22"/>
-          <w:szCs w:val="22"/>
-        </w:rPr>
-        <w:t xml:space="preserve">Internal documents of «Hospital Name»: housekeeping SOP, BMW SOP, laundry SOP, kitchen sanitation SOP, ICRA template.</w:t>
-      </w:r>
-    </w:p>
-    <w:p>
-      <w:pPr>
-        <w:pStyle w:val="Heading1"/>
-        <w:spacing w:after="120" w:before="280"/>
-      </w:pPr>
-      <w:r>
-        <w:t xml:space="preserve">10. Distribution</w:t>
-      </w:r>
-    </w:p>
-    <w:p>
-      <w:pPr>
-        <w:spacing w:after="140"/>
-      </w:pPr>
-      <w:r>
-        <w:rPr>
-          <w:sz w:val="22"/>
-          <w:szCs w:val="22"/>
-        </w:rPr>
-        <w:t xml:space="preserve">Official master copy: office of the Medical Superintendent, «Hospital Name», with the Infection Control Officer and the Quality Coordinator.</w:t>
-      </w:r>
-    </w:p>
-    <w:p>
-      <w:pPr>
-        <w:spacing w:after="140"/>
-      </w:pPr>
-      <w:r>
-        <w:rPr>
-          <w:sz w:val="22"/>
-          <w:szCs w:val="22"/>
-        </w:rPr>
-        <w:t xml:space="preserve">Copies issued to: housekeeping, BMW room, laundry, kitchen, maintenance/engineering, nursing administration.</w:t>
-      </w:r>
-    </w:p>
-    <w:p>
-      <w:pPr>
-        <w:spacing w:after="140"/>
-      </w:pPr>
-      <w:r>
-        <w:rPr>
-          <w:sz w:val="22"/>
-          <w:szCs w:val="22"/>
-        </w:rPr>
-        <w:t xml:space="preserve">The current version is available to all staff at the «infection control manual / staff intranet».</w:t>
-      </w:r>
-    </w:p>
-    <w:p>
-      <w:pPr>
-        <w:spacing w:after="140"/>
-      </w:pPr>
-      <w:r>
-        <w:rPr>
-          <w:sz w:val="22"/>
-          <w:szCs w:val="22"/>
-        </w:rPr>
-        <w:t xml:space="preserve">When a new version is issued, take old copies out of use.</w:t>
-      </w:r>
-    </w:p>
-    <w:p>
-      <w:pPr>
-        <w:pStyle w:val="Heading1"/>
-        <w:spacing w:after="120" w:before="280"/>
-      </w:pPr>
-      <w:r>
-        <w:t xml:space="preserve">11. Abbreviations</w:t>
-      </w:r>
-    </w:p>
-    <w:p>
-      <w:pPr>
-        <w:spacing w:after="140"/>
-      </w:pPr>
-      <w:r>
-        <w:rPr>
-          <w:sz w:val="22"/>
-          <w:szCs w:val="22"/>
-        </w:rPr>
-        <w:t xml:space="preserve">BMW — bio-medical waste
-CAPA — corrective and preventive action
-CBWTF — common biomedical waste treatment facility
-FMS — Facility Management and Safety (NABH SHCO chapter)
-HAI — healthcare-associated infection
-HEPA — high-efficiency particulate air
-HIC — Hospital Infection Prevention and Control (NABH SHCO chapter)
-ICRA — infection control risk assessment
-NABH — National Accreditation Board for Hospitals and Healthcare Providers
-OE — objective element
-PPE — personal protective equipment
-SHCO — Standards for Small Healthcare Organisations
-WHO — World Health Organization</w:t>
-      </w:r>
-    </w:p>
-    <w:p>
-      <w:pPr>
-        <w:pStyle w:val="Heading1"/>
-        <w:spacing w:after="120" w:before="280"/>
-      </w:pPr>
-      <w:r>
-        <w:t xml:space="preserve">12. Traceability to NABH SHCO 3rd Edition HIC.3</w:t>
-      </w:r>
-    </w:p>
-    <w:p>
-      <w:pPr>
-        <w:spacing w:after="120"/>
-      </w:pPr>
-      <w:r>
-        <w:rPr>
-          <w:i/>
-          <w:iCs/>
-          <w:sz w:val="20"/>
-          <w:szCs w:val="20"/>
-        </w:rPr>
-        <w:t xml:space="preserve">This table is an index. It is not how the policy is organised.</w:t>
-      </w:r>
-    </w:p>
     <w:tbl>
       <w:tblPr>
         <w:tblW w:type="pct" w:w="100%"/>
@@ -3834,7 +3612,97 @@
         <w:spacing w:after="120" w:before="280"/>
       </w:pPr>
       <w:r>
-        <w:t xml:space="preserve">13. Required Records / Evidence Checklist</w:t>
+        <w:t>9. Distribution</w:t>
+      </w:r>
+    </w:p>
+    <w:p>
+      <w:pPr>
+        <w:spacing w:after="140"/>
+      </w:pPr>
+      <w:r>
+        <w:rPr>
+          <w:sz w:val="22"/>
+          <w:szCs w:val="22"/>
+        </w:rPr>
+        <w:t xml:space="preserve">Official master copy: office of the Medical Superintendent, «Hospital Name», with the Infection Control Officer and the Quality Coordinator.</w:t>
+      </w:r>
+    </w:p>
+    <w:p>
+      <w:pPr>
+        <w:spacing w:after="140"/>
+      </w:pPr>
+      <w:r>
+        <w:rPr>
+          <w:sz w:val="22"/>
+          <w:szCs w:val="22"/>
+        </w:rPr>
+        <w:t xml:space="preserve">Copies issued to: housekeeping, BMW room, laundry, kitchen, maintenance/engineering, nursing administration.</w:t>
+      </w:r>
+    </w:p>
+    <w:p>
+      <w:pPr>
+        <w:spacing w:after="140"/>
+      </w:pPr>
+      <w:r>
+        <w:rPr>
+          <w:sz w:val="22"/>
+          <w:szCs w:val="22"/>
+        </w:rPr>
+        <w:t xml:space="preserve">The current version is available to all staff at the «infection control manual / staff intranet».</w:t>
+      </w:r>
+    </w:p>
+    <w:p>
+      <w:pPr>
+        <w:spacing w:after="140"/>
+      </w:pPr>
+      <w:r>
+        <w:rPr>
+          <w:sz w:val="22"/>
+          <w:szCs w:val="22"/>
+        </w:rPr>
+        <w:t xml:space="preserve">When a new version is issued, take old copies out of use.</w:t>
+      </w:r>
+    </w:p>
+    <w:p>
+      <w:pPr>
+        <w:pStyle w:val="Heading1"/>
+        <w:spacing w:after="120" w:before="280"/>
+      </w:pPr>
+      <w:r>
+        <w:t>10. Abbreviations</w:t>
+      </w:r>
+    </w:p>
+    <w:p>
+      <w:pPr>
+        <w:spacing w:after="140"/>
+      </w:pPr>
+      <w:r>
+        <w:rPr>
+          <w:sz w:val="22"/>
+          <w:szCs w:val="22"/>
+        </w:rPr>
+        <w:t xml:space="preserve">BMW — bio-medical waste
+CAPA — corrective and preventive action
+CBWTF — common biomedical waste treatment facility
+FMS — Facility Management and Safety (NABH SHCO chapter)
+HAI — healthcare-associated infection
+HEPA — high-efficiency particulate air
+HIC — Hospital Infection Prevention and Control (NABH SHCO chapter)
+ICRA — infection control risk assessment
+NABH — National Accreditation Board for Hospitals and Healthcare Providers
+OE — objective element
+PPE — personal protective equipment
+SHCO — Standards for Small Healthcare Organisations
+WHO — World Health Organization</w:t>
+      </w:r>
+    </w:p>
+    <w:p>
+      <w:pPr>
+        <w:pStyle w:val="Heading1"/>
+        <w:spacing w:after="120" w:before="280"/>
+      </w:pPr>
+      <w:r>
+        <w:t>11. Traceability to NABH SHCO 3rd Edition HIC.3</w:t>
       </w:r>
     </w:p>
     <w:p>
@@ -3848,6 +3716,29 @@
           <w:sz w:val="20"/>
           <w:szCs w:val="20"/>
         </w:rPr>
+        <w:t xml:space="preserve">This table is an index. It is not how the policy is organised.</w:t>
+      </w:r>
+    </w:p>
+    <w:p>
+      <w:pPr>
+        <w:pStyle w:val="Heading1"/>
+        <w:spacing w:after="120" w:before="280"/>
+      </w:pPr>
+      <w:r>
+        <w:t>12. Required Records / Evidence Checklist</w:t>
+      </w:r>
+    </w:p>
+    <w:p>
+      <w:pPr>
+        <w:spacing w:after="120"/>
+      </w:pPr>
+      <w:r>
+        <w:rPr>
+          <w:i/>
+          <w:iCs/>
+          <w:sz w:val="20"/>
+          <w:szCs w:val="20"/>
+        </w:rPr>
         <w:t xml:space="preserve">Records the hospital holds under this policy, listed by objective element.</w:t>
       </w:r>
     </w:p>
@@ -4345,6 +4236,100 @@
           <w:szCs w:val="22"/>
         </w:rPr>
         <w:t xml:space="preserve">Kitchen cleaning schedule and surface sanitisation records.</w:t>
+      </w:r>
+    </w:p>
+    <w:p>
+      <w:pPr>
+        <w:pStyle w:val="Heading1"/>
+        <w:spacing w:after="120" w:before="280"/>
+      </w:pPr>
+      <w:r>
+        <w:t>13. References</w:t>
+      </w:r>
+    </w:p>
+    <w:p>
+      <w:pPr>
+        <w:pStyle w:val="ListParagraph"/>
+        <w:numPr>
+          <w:ilvl w:val="0"/>
+          <w:numId w:val="1"/>
+        </w:numPr>
+        <w:spacing w:after="60"/>
+      </w:pPr>
+      <w:r>
+        <w:rPr>
+          <w:sz w:val="22"/>
+          <w:szCs w:val="22"/>
+        </w:rPr>
+        <w:t xml:space="preserve">National Accreditation Board for Hospitals and Healthcare Providers (NABH), Standards for Small Healthcare Organisations, 3rd Edition — HIC chapter, standard HIC.3.</w:t>
+      </w:r>
+    </w:p>
+    <w:p>
+      <w:pPr>
+        <w:pStyle w:val="ListParagraph"/>
+        <w:numPr>
+          <w:ilvl w:val="0"/>
+          <w:numId w:val="1"/>
+        </w:numPr>
+        <w:spacing w:after="60"/>
+      </w:pPr>
+      <w:r>
+        <w:rPr>
+          <w:sz w:val="22"/>
+          <w:szCs w:val="22"/>
+        </w:rPr>
+        <w:t xml:space="preserve">Bio-Medical Waste Management Rules, 2016, and amendments (Ministry of Environment, Forest and Climate Change, India).</w:t>
+      </w:r>
+    </w:p>
+    <w:p>
+      <w:pPr>
+        <w:pStyle w:val="ListParagraph"/>
+        <w:numPr>
+          <w:ilvl w:val="0"/>
+          <w:numId w:val="1"/>
+        </w:numPr>
+        <w:spacing w:after="60"/>
+      </w:pPr>
+      <w:r>
+        <w:rPr>
+          <w:sz w:val="22"/>
+          <w:szCs w:val="22"/>
+        </w:rPr>
+        <w:t xml:space="preserve">Guidelines on Airborne Infection Control, National Centre for Disease Control, India.</w:t>
+      </w:r>
+    </w:p>
+    <w:p>
+      <w:pPr>
+        <w:pStyle w:val="ListParagraph"/>
+        <w:numPr>
+          <w:ilvl w:val="0"/>
+          <w:numId w:val="1"/>
+        </w:numPr>
+        <w:spacing w:after="60"/>
+      </w:pPr>
+      <w:r>
+        <w:rPr>
+          <w:sz w:val="22"/>
+          <w:szCs w:val="22"/>
+        </w:rPr>
+        <w:t xml:space="preserve">WHO Best Practices for Environmental Cleaning in Healthcare Facilities (2019).</w:t>
+      </w:r>
+    </w:p>
+    <w:p>
+      <w:pPr>
+        <w:pStyle w:val="ListParagraph"/>
+        <w:numPr>
+          <w:ilvl w:val="0"/>
+          <w:numId w:val="1"/>
+        </w:numPr>
+        <w:spacing w:after="60"/>
+      </w:pPr>
+      <w:r>
+        <w:rPr>
+          <w:sz w:val="22"/>
+          <w:szCs w:val="22"/>
+        </w:rPr>
+        <w:t xml:space="preserve">Internal documents of «Hospital Name»: housekeeping SOP, BMW SOP, laundry SOP, kitchen sanitation SOP, ICRA template.</w:t>
       </w:r>
     </w:p>
     <w:p>
@@ -4469,7 +4454,7 @@
         <w:sz w:val="16"/>
         <w:szCs w:val="16"/>
       </w:rPr>
-      <w:t xml:space="preserve">«Hospital Name»  |  HIC/POL/03  |  Controlled document  |  Infection Prevention and Control in Support Services</w:t>
+      <w:t>«Hospital Name»  |  HIC/POL/03  |  Controlled document  |  Policy on Infection Prevention and Control in Support Services</w:t>
     </w:r>
   </w:p>
 </w:ftr>

--- a/policies/build/masters/HIC.3_v2_master.docx
+++ b/policies/build/masters/HIC.3_v2_master.docx
@@ -2970,6 +2970,7 @@
         <w:gridCol w:w="100"/>
         <w:gridCol w:w="100"/>
         <w:gridCol w:w="100"/>
+        <w:gridCol w:w="100"/>
       </w:tblGrid>
       <w:tr>
         <w:tc>
@@ -2997,6 +2998,26 @@
         </w:tc>
         <w:tc>
           <w:tcPr>
+            <w:tcW w:type="pct" w:w="12%"/>
+            <w:tcBorders>
+              <w:top w:val="single" w:color="999999" w:sz="4"/>
+              <w:left w:val="single" w:color="999999" w:sz="4"/>
+              <w:bottom w:val="single" w:color="999999" w:sz="4"/>
+              <w:right w:val="single" w:color="999999" w:sz="4"/>
+            </w:tcBorders>
+            <w:shd w:fill="E8E8E8" w:val="clear"/>
+          </w:tcPr>
+          <w:p>
+            <w:r>
+              <w:rPr>
+                <w:b/>
+              </w:rPr>
+              <w:t>Level</w:t>
+            </w:r>
+          </w:p>
+        </w:tc>
+        <w:tc>
+          <w:tcPr>
             <w:tcW w:type="pct" w:w="32%"/>
             <w:tcBorders>
               <w:top w:val="single" w:color="999999" w:sz="4"/>
@@ -3090,6 +3111,22 @@
         </w:tc>
         <w:tc>
           <w:tcPr>
+            <w:tcW w:type="pct" w:w="12%"/>
+            <w:tcBorders>
+              <w:top w:val="single" w:color="999999" w:sz="4"/>
+              <w:left w:val="single" w:color="999999" w:sz="4"/>
+              <w:bottom w:val="single" w:color="999999" w:sz="4"/>
+              <w:right w:val="single" w:color="999999" w:sz="4"/>
+            </w:tcBorders>
+          </w:tcPr>
+          <w:p>
+            <w:r>
+              <w:t>Commitment*</w:t>
+            </w:r>
+          </w:p>
+        </w:tc>
+        <w:tc>
+          <w:tcPr>
             <w:tcW w:type="pct" w:w="32%"/>
             <w:tcBorders>
               <w:top w:val="single" w:color="999999" w:sz="4"/>
@@ -3180,6 +3217,22 @@
         </w:tc>
         <w:tc>
           <w:tcPr>
+            <w:tcW w:type="pct" w:w="12%"/>
+            <w:tcBorders>
+              <w:top w:val="single" w:color="999999" w:sz="4"/>
+              <w:left w:val="single" w:color="999999" w:sz="4"/>
+              <w:bottom w:val="single" w:color="999999" w:sz="4"/>
+              <w:right w:val="single" w:color="999999" w:sz="4"/>
+            </w:tcBorders>
+          </w:tcPr>
+          <w:p>
+            <w:r>
+              <w:t>Commitment*</w:t>
+            </w:r>
+          </w:p>
+        </w:tc>
+        <w:tc>
+          <w:tcPr>
             <w:tcW w:type="pct" w:w="32%"/>
             <w:tcBorders>
               <w:top w:val="single" w:color="999999" w:sz="4"/>
@@ -3270,6 +3323,22 @@
         </w:tc>
         <w:tc>
           <w:tcPr>
+            <w:tcW w:type="pct" w:w="12%"/>
+            <w:tcBorders>
+              <w:top w:val="single" w:color="999999" w:sz="4"/>
+              <w:left w:val="single" w:color="999999" w:sz="4"/>
+              <w:bottom w:val="single" w:color="999999" w:sz="4"/>
+              <w:right w:val="single" w:color="999999" w:sz="4"/>
+            </w:tcBorders>
+          </w:tcPr>
+          <w:p>
+            <w:r>
+              <w:t>CORE*</w:t>
+            </w:r>
+          </w:p>
+        </w:tc>
+        <w:tc>
+          <w:tcPr>
             <w:tcW w:type="pct" w:w="32%"/>
             <w:tcBorders>
               <w:top w:val="single" w:color="999999" w:sz="4"/>
@@ -3360,6 +3429,22 @@
         </w:tc>
         <w:tc>
           <w:tcPr>
+            <w:tcW w:type="pct" w:w="12%"/>
+            <w:tcBorders>
+              <w:top w:val="single" w:color="999999" w:sz="4"/>
+              <w:left w:val="single" w:color="999999" w:sz="4"/>
+              <w:bottom w:val="single" w:color="999999" w:sz="4"/>
+              <w:right w:val="single" w:color="999999" w:sz="4"/>
+            </w:tcBorders>
+          </w:tcPr>
+          <w:p>
+            <w:r>
+              <w:t>CORE</w:t>
+            </w:r>
+          </w:p>
+        </w:tc>
+        <w:tc>
+          <w:tcPr>
             <w:tcW w:type="pct" w:w="32%"/>
             <w:tcBorders>
               <w:top w:val="single" w:color="999999" w:sz="4"/>
@@ -3450,6 +3535,22 @@
         </w:tc>
         <w:tc>
           <w:tcPr>
+            <w:tcW w:type="pct" w:w="12%"/>
+            <w:tcBorders>
+              <w:top w:val="single" w:color="999999" w:sz="4"/>
+              <w:left w:val="single" w:color="999999" w:sz="4"/>
+              <w:bottom w:val="single" w:color="999999" w:sz="4"/>
+              <w:right w:val="single" w:color="999999" w:sz="4"/>
+            </w:tcBorders>
+          </w:tcPr>
+          <w:p>
+            <w:r>
+              <w:t>Commitment*</w:t>
+            </w:r>
+          </w:p>
+        </w:tc>
+        <w:tc>
+          <w:tcPr>
             <w:tcW w:type="pct" w:w="32%"/>
             <w:tcBorders>
               <w:top w:val="single" w:color="999999" w:sz="4"/>
@@ -3540,6 +3641,22 @@
         </w:tc>
         <w:tc>
           <w:tcPr>
+            <w:tcW w:type="pct" w:w="12%"/>
+            <w:tcBorders>
+              <w:top w:val="single" w:color="999999" w:sz="4"/>
+              <w:left w:val="single" w:color="999999" w:sz="4"/>
+              <w:bottom w:val="single" w:color="999999" w:sz="4"/>
+              <w:right w:val="single" w:color="999999" w:sz="4"/>
+            </w:tcBorders>
+          </w:tcPr>
+          <w:p>
+            <w:r>
+              <w:t>Commitment</w:t>
+            </w:r>
+          </w:p>
+        </w:tc>
+        <w:tc>
+          <w:tcPr>
             <w:tcW w:type="pct" w:w="32%"/>
             <w:tcBorders>
               <w:top w:val="single" w:color="999999" w:sz="4"/>
@@ -3672,30 +3789,611 @@
         <w:t>10. Abbreviations</w:t>
       </w:r>
     </w:p>
-    <w:p>
-      <w:pPr>
-        <w:spacing w:after="140"/>
-      </w:pPr>
-      <w:r>
-        <w:rPr>
-          <w:sz w:val="22"/>
-          <w:szCs w:val="22"/>
-        </w:rPr>
-        <w:t xml:space="preserve">BMW — bio-medical waste
-CAPA — corrective and preventive action
-CBWTF — common biomedical waste treatment facility
-FMS — Facility Management and Safety (NABH SHCO chapter)
-HAI — healthcare-associated infection
-HEPA — high-efficiency particulate air
-HIC — Hospital Infection Prevention and Control (NABH SHCO chapter)
-ICRA — infection control risk assessment
-NABH — National Accreditation Board for Hospitals and Healthcare Providers
-OE — objective element
-PPE — personal protective equipment
-SHCO — Standards for Small Healthcare Organisations
-WHO — World Health Organization</w:t>
-      </w:r>
-    </w:p>
+    <w:tbl>
+      <w:tblPr>
+        <w:tblW w:type="pct" w:w="100%"/>
+        <w:tblBorders>
+          <w:top w:val="single" w:color="auto" w:sz="4"/>
+          <w:left w:val="single" w:color="auto" w:sz="4"/>
+          <w:bottom w:val="single" w:color="auto" w:sz="4"/>
+          <w:right w:val="single" w:color="auto" w:sz="4"/>
+          <w:insideH w:val="single" w:color="auto" w:sz="4"/>
+          <w:insideV w:val="single" w:color="auto" w:sz="4"/>
+        </w:tblBorders>
+      </w:tblPr>
+      <w:tblGrid>
+        <w:gridCol w:w="100"/>
+        <w:gridCol w:w="100"/>
+      </w:tblGrid>
+      <w:tr>
+        <w:tc>
+          <w:tcPr>
+            <w:tcW w:type="pct" w:w="22%"/>
+            <w:tcBorders>
+              <w:top w:val="single" w:color="999999" w:sz="4"/>
+              <w:left w:val="single" w:color="999999" w:sz="4"/>
+              <w:bottom w:val="single" w:color="999999" w:sz="4"/>
+              <w:right w:val="single" w:color="999999" w:sz="4"/>
+            </w:tcBorders>
+            <w:shd w:fill="E8E8E8" w:val="clear"/>
+          </w:tcPr>
+          <w:p>
+            <w:r>
+              <w:rPr>
+                <w:b/>
+              </w:rPr>
+              <w:t>Abbreviation</w:t>
+            </w:r>
+          </w:p>
+        </w:tc>
+        <w:tc>
+          <w:tcPr>
+            <w:tcW w:type="pct" w:w="22%"/>
+            <w:tcBorders>
+              <w:top w:val="single" w:color="999999" w:sz="4"/>
+              <w:left w:val="single" w:color="999999" w:sz="4"/>
+              <w:bottom w:val="single" w:color="999999" w:sz="4"/>
+              <w:right w:val="single" w:color="999999" w:sz="4"/>
+            </w:tcBorders>
+            <w:shd w:fill="E8E8E8" w:val="clear"/>
+          </w:tcPr>
+          <w:p>
+            <w:r>
+              <w:rPr>
+                <w:b/>
+              </w:rPr>
+              <w:t>Meaning</w:t>
+            </w:r>
+          </w:p>
+        </w:tc>
+      </w:tr>
+      <w:tr>
+        <w:tc>
+          <w:tcPr>
+            <w:tcW w:type="pct" w:w="22%"/>
+            <w:tcBorders>
+              <w:top w:val="single" w:color="999999" w:sz="4"/>
+              <w:left w:val="single" w:color="999999" w:sz="4"/>
+              <w:bottom w:val="single" w:color="999999" w:sz="4"/>
+              <w:right w:val="single" w:color="999999" w:sz="4"/>
+            </w:tcBorders>
+            <w:shd w:fill="E8E8E8" w:val="clear"/>
+          </w:tcPr>
+          <w:p>
+            <w:r>
+              <w:rPr>
+                <w:b w:val="0"/>
+              </w:rPr>
+              <w:t>BMW</w:t>
+            </w:r>
+          </w:p>
+        </w:tc>
+        <w:tc>
+          <w:tcPr>
+            <w:tcW w:type="pct" w:w="22%"/>
+            <w:tcBorders>
+              <w:top w:val="single" w:color="999999" w:sz="4"/>
+              <w:left w:val="single" w:color="999999" w:sz="4"/>
+              <w:bottom w:val="single" w:color="999999" w:sz="4"/>
+              <w:right w:val="single" w:color="999999" w:sz="4"/>
+            </w:tcBorders>
+            <w:shd w:fill="E8E8E8" w:val="clear"/>
+          </w:tcPr>
+          <w:p>
+            <w:r>
+              <w:rPr>
+                <w:b w:val="0"/>
+              </w:rPr>
+              <w:t>bio-medical waste</w:t>
+            </w:r>
+          </w:p>
+        </w:tc>
+      </w:tr>
+      <w:tr>
+        <w:tc>
+          <w:tcPr>
+            <w:tcW w:type="pct" w:w="22%"/>
+            <w:tcBorders>
+              <w:top w:val="single" w:color="999999" w:sz="4"/>
+              <w:left w:val="single" w:color="999999" w:sz="4"/>
+              <w:bottom w:val="single" w:color="999999" w:sz="4"/>
+              <w:right w:val="single" w:color="999999" w:sz="4"/>
+            </w:tcBorders>
+            <w:shd w:fill="E8E8E8" w:val="clear"/>
+          </w:tcPr>
+          <w:p>
+            <w:r>
+              <w:rPr>
+                <w:b w:val="0"/>
+              </w:rPr>
+              <w:t>CAPA</w:t>
+            </w:r>
+          </w:p>
+        </w:tc>
+        <w:tc>
+          <w:tcPr>
+            <w:tcW w:type="pct" w:w="22%"/>
+            <w:tcBorders>
+              <w:top w:val="single" w:color="999999" w:sz="4"/>
+              <w:left w:val="single" w:color="999999" w:sz="4"/>
+              <w:bottom w:val="single" w:color="999999" w:sz="4"/>
+              <w:right w:val="single" w:color="999999" w:sz="4"/>
+            </w:tcBorders>
+            <w:shd w:fill="E8E8E8" w:val="clear"/>
+          </w:tcPr>
+          <w:p>
+            <w:r>
+              <w:rPr>
+                <w:b w:val="0"/>
+              </w:rPr>
+              <w:t>corrective and preventive action</w:t>
+            </w:r>
+          </w:p>
+        </w:tc>
+      </w:tr>
+      <w:tr>
+        <w:tc>
+          <w:tcPr>
+            <w:tcW w:type="pct" w:w="22%"/>
+            <w:tcBorders>
+              <w:top w:val="single" w:color="999999" w:sz="4"/>
+              <w:left w:val="single" w:color="999999" w:sz="4"/>
+              <w:bottom w:val="single" w:color="999999" w:sz="4"/>
+              <w:right w:val="single" w:color="999999" w:sz="4"/>
+            </w:tcBorders>
+            <w:shd w:fill="E8E8E8" w:val="clear"/>
+          </w:tcPr>
+          <w:p>
+            <w:r>
+              <w:rPr>
+                <w:b w:val="0"/>
+              </w:rPr>
+              <w:t>CBWTF</w:t>
+            </w:r>
+          </w:p>
+        </w:tc>
+        <w:tc>
+          <w:tcPr>
+            <w:tcW w:type="pct" w:w="22%"/>
+            <w:tcBorders>
+              <w:top w:val="single" w:color="999999" w:sz="4"/>
+              <w:left w:val="single" w:color="999999" w:sz="4"/>
+              <w:bottom w:val="single" w:color="999999" w:sz="4"/>
+              <w:right w:val="single" w:color="999999" w:sz="4"/>
+            </w:tcBorders>
+            <w:shd w:fill="E8E8E8" w:val="clear"/>
+          </w:tcPr>
+          <w:p>
+            <w:r>
+              <w:rPr>
+                <w:b w:val="0"/>
+              </w:rPr>
+              <w:t>common biomedical waste treatment facility</w:t>
+            </w:r>
+          </w:p>
+        </w:tc>
+      </w:tr>
+      <w:tr>
+        <w:tc>
+          <w:tcPr>
+            <w:tcW w:type="pct" w:w="22%"/>
+            <w:tcBorders>
+              <w:top w:val="single" w:color="999999" w:sz="4"/>
+              <w:left w:val="single" w:color="999999" w:sz="4"/>
+              <w:bottom w:val="single" w:color="999999" w:sz="4"/>
+              <w:right w:val="single" w:color="999999" w:sz="4"/>
+            </w:tcBorders>
+            <w:shd w:fill="E8E8E8" w:val="clear"/>
+          </w:tcPr>
+          <w:p>
+            <w:r>
+              <w:rPr>
+                <w:b w:val="0"/>
+              </w:rPr>
+              <w:t>FMS</w:t>
+            </w:r>
+          </w:p>
+        </w:tc>
+        <w:tc>
+          <w:tcPr>
+            <w:tcW w:type="pct" w:w="22%"/>
+            <w:tcBorders>
+              <w:top w:val="single" w:color="999999" w:sz="4"/>
+              <w:left w:val="single" w:color="999999" w:sz="4"/>
+              <w:bottom w:val="single" w:color="999999" w:sz="4"/>
+              <w:right w:val="single" w:color="999999" w:sz="4"/>
+            </w:tcBorders>
+            <w:shd w:fill="E8E8E8" w:val="clear"/>
+          </w:tcPr>
+          <w:p>
+            <w:r>
+              <w:rPr>
+                <w:b w:val="0"/>
+              </w:rPr>
+              <w:t>Facility Management and Safety (NABH SHCO chapter)</w:t>
+            </w:r>
+          </w:p>
+        </w:tc>
+      </w:tr>
+      <w:tr>
+        <w:tc>
+          <w:tcPr>
+            <w:tcW w:type="pct" w:w="22%"/>
+            <w:tcBorders>
+              <w:top w:val="single" w:color="999999" w:sz="4"/>
+              <w:left w:val="single" w:color="999999" w:sz="4"/>
+              <w:bottom w:val="single" w:color="999999" w:sz="4"/>
+              <w:right w:val="single" w:color="999999" w:sz="4"/>
+            </w:tcBorders>
+            <w:shd w:fill="E8E8E8" w:val="clear"/>
+          </w:tcPr>
+          <w:p>
+            <w:r>
+              <w:rPr>
+                <w:b w:val="0"/>
+              </w:rPr>
+              <w:t>HAI</w:t>
+            </w:r>
+          </w:p>
+        </w:tc>
+        <w:tc>
+          <w:tcPr>
+            <w:tcW w:type="pct" w:w="22%"/>
+            <w:tcBorders>
+              <w:top w:val="single" w:color="999999" w:sz="4"/>
+              <w:left w:val="single" w:color="999999" w:sz="4"/>
+              <w:bottom w:val="single" w:color="999999" w:sz="4"/>
+              <w:right w:val="single" w:color="999999" w:sz="4"/>
+            </w:tcBorders>
+            <w:shd w:fill="E8E8E8" w:val="clear"/>
+          </w:tcPr>
+          <w:p>
+            <w:r>
+              <w:rPr>
+                <w:b w:val="0"/>
+              </w:rPr>
+              <w:t>healthcare-associated infection</w:t>
+            </w:r>
+          </w:p>
+        </w:tc>
+      </w:tr>
+      <w:tr>
+        <w:tc>
+          <w:tcPr>
+            <w:tcW w:type="pct" w:w="22%"/>
+            <w:tcBorders>
+              <w:top w:val="single" w:color="999999" w:sz="4"/>
+              <w:left w:val="single" w:color="999999" w:sz="4"/>
+              <w:bottom w:val="single" w:color="999999" w:sz="4"/>
+              <w:right w:val="single" w:color="999999" w:sz="4"/>
+            </w:tcBorders>
+            <w:shd w:fill="E8E8E8" w:val="clear"/>
+          </w:tcPr>
+          <w:p>
+            <w:r>
+              <w:rPr>
+                <w:b w:val="0"/>
+              </w:rPr>
+              <w:t>HEPA</w:t>
+            </w:r>
+          </w:p>
+        </w:tc>
+        <w:tc>
+          <w:tcPr>
+            <w:tcW w:type="pct" w:w="22%"/>
+            <w:tcBorders>
+              <w:top w:val="single" w:color="999999" w:sz="4"/>
+              <w:left w:val="single" w:color="999999" w:sz="4"/>
+              <w:bottom w:val="single" w:color="999999" w:sz="4"/>
+              <w:right w:val="single" w:color="999999" w:sz="4"/>
+            </w:tcBorders>
+            <w:shd w:fill="E8E8E8" w:val="clear"/>
+          </w:tcPr>
+          <w:p>
+            <w:r>
+              <w:rPr>
+                <w:b w:val="0"/>
+              </w:rPr>
+              <w:t>high-efficiency particulate air</w:t>
+            </w:r>
+          </w:p>
+        </w:tc>
+      </w:tr>
+      <w:tr>
+        <w:tc>
+          <w:tcPr>
+            <w:tcW w:type="pct" w:w="22%"/>
+            <w:tcBorders>
+              <w:top w:val="single" w:color="999999" w:sz="4"/>
+              <w:left w:val="single" w:color="999999" w:sz="4"/>
+              <w:bottom w:val="single" w:color="999999" w:sz="4"/>
+              <w:right w:val="single" w:color="999999" w:sz="4"/>
+            </w:tcBorders>
+            <w:shd w:fill="E8E8E8" w:val="clear"/>
+          </w:tcPr>
+          <w:p>
+            <w:r>
+              <w:rPr>
+                <w:b w:val="0"/>
+              </w:rPr>
+              <w:t>HIC</w:t>
+            </w:r>
+          </w:p>
+        </w:tc>
+        <w:tc>
+          <w:tcPr>
+            <w:tcW w:type="pct" w:w="22%"/>
+            <w:tcBorders>
+              <w:top w:val="single" w:color="999999" w:sz="4"/>
+              <w:left w:val="single" w:color="999999" w:sz="4"/>
+              <w:bottom w:val="single" w:color="999999" w:sz="4"/>
+              <w:right w:val="single" w:color="999999" w:sz="4"/>
+            </w:tcBorders>
+            <w:shd w:fill="E8E8E8" w:val="clear"/>
+          </w:tcPr>
+          <w:p>
+            <w:r>
+              <w:rPr>
+                <w:b w:val="0"/>
+              </w:rPr>
+              <w:t>Hospital Infection Prevention and Control (NABH SHCO chapter)</w:t>
+            </w:r>
+          </w:p>
+        </w:tc>
+      </w:tr>
+      <w:tr>
+        <w:tc>
+          <w:tcPr>
+            <w:tcW w:type="pct" w:w="22%"/>
+            <w:tcBorders>
+              <w:top w:val="single" w:color="999999" w:sz="4"/>
+              <w:left w:val="single" w:color="999999" w:sz="4"/>
+              <w:bottom w:val="single" w:color="999999" w:sz="4"/>
+              <w:right w:val="single" w:color="999999" w:sz="4"/>
+            </w:tcBorders>
+            <w:shd w:fill="E8E8E8" w:val="clear"/>
+          </w:tcPr>
+          <w:p>
+            <w:r>
+              <w:rPr>
+                <w:b w:val="0"/>
+              </w:rPr>
+              <w:t>ICRA</w:t>
+            </w:r>
+          </w:p>
+        </w:tc>
+        <w:tc>
+          <w:tcPr>
+            <w:tcW w:type="pct" w:w="22%"/>
+            <w:tcBorders>
+              <w:top w:val="single" w:color="999999" w:sz="4"/>
+              <w:left w:val="single" w:color="999999" w:sz="4"/>
+              <w:bottom w:val="single" w:color="999999" w:sz="4"/>
+              <w:right w:val="single" w:color="999999" w:sz="4"/>
+            </w:tcBorders>
+            <w:shd w:fill="E8E8E8" w:val="clear"/>
+          </w:tcPr>
+          <w:p>
+            <w:r>
+              <w:rPr>
+                <w:b w:val="0"/>
+              </w:rPr>
+              <w:t>infection control risk assessment</w:t>
+            </w:r>
+          </w:p>
+        </w:tc>
+      </w:tr>
+      <w:tr>
+        <w:tc>
+          <w:tcPr>
+            <w:tcW w:type="pct" w:w="22%"/>
+            <w:tcBorders>
+              <w:top w:val="single" w:color="999999" w:sz="4"/>
+              <w:left w:val="single" w:color="999999" w:sz="4"/>
+              <w:bottom w:val="single" w:color="999999" w:sz="4"/>
+              <w:right w:val="single" w:color="999999" w:sz="4"/>
+            </w:tcBorders>
+            <w:shd w:fill="E8E8E8" w:val="clear"/>
+          </w:tcPr>
+          <w:p>
+            <w:r>
+              <w:rPr>
+                <w:b w:val="0"/>
+              </w:rPr>
+              <w:t>NABH</w:t>
+            </w:r>
+          </w:p>
+        </w:tc>
+        <w:tc>
+          <w:tcPr>
+            <w:tcW w:type="pct" w:w="22%"/>
+            <w:tcBorders>
+              <w:top w:val="single" w:color="999999" w:sz="4"/>
+              <w:left w:val="single" w:color="999999" w:sz="4"/>
+              <w:bottom w:val="single" w:color="999999" w:sz="4"/>
+              <w:right w:val="single" w:color="999999" w:sz="4"/>
+            </w:tcBorders>
+            <w:shd w:fill="E8E8E8" w:val="clear"/>
+          </w:tcPr>
+          <w:p>
+            <w:r>
+              <w:rPr>
+                <w:b w:val="0"/>
+              </w:rPr>
+              <w:t>National Accreditation Board for Hospitals and Healthcare Providers</w:t>
+            </w:r>
+          </w:p>
+        </w:tc>
+      </w:tr>
+      <w:tr>
+        <w:tc>
+          <w:tcPr>
+            <w:tcW w:type="pct" w:w="22%"/>
+            <w:tcBorders>
+              <w:top w:val="single" w:color="999999" w:sz="4"/>
+              <w:left w:val="single" w:color="999999" w:sz="4"/>
+              <w:bottom w:val="single" w:color="999999" w:sz="4"/>
+              <w:right w:val="single" w:color="999999" w:sz="4"/>
+            </w:tcBorders>
+            <w:shd w:fill="E8E8E8" w:val="clear"/>
+          </w:tcPr>
+          <w:p>
+            <w:r>
+              <w:rPr>
+                <w:b w:val="0"/>
+              </w:rPr>
+              <w:t>OE</w:t>
+            </w:r>
+          </w:p>
+        </w:tc>
+        <w:tc>
+          <w:tcPr>
+            <w:tcW w:type="pct" w:w="22%"/>
+            <w:tcBorders>
+              <w:top w:val="single" w:color="999999" w:sz="4"/>
+              <w:left w:val="single" w:color="999999" w:sz="4"/>
+              <w:bottom w:val="single" w:color="999999" w:sz="4"/>
+              <w:right w:val="single" w:color="999999" w:sz="4"/>
+            </w:tcBorders>
+            <w:shd w:fill="E8E8E8" w:val="clear"/>
+          </w:tcPr>
+          <w:p>
+            <w:r>
+              <w:rPr>
+                <w:b w:val="0"/>
+              </w:rPr>
+              <w:t>objective element</w:t>
+            </w:r>
+          </w:p>
+        </w:tc>
+      </w:tr>
+      <w:tr>
+        <w:tc>
+          <w:tcPr>
+            <w:tcW w:type="pct" w:w="22%"/>
+            <w:tcBorders>
+              <w:top w:val="single" w:color="999999" w:sz="4"/>
+              <w:left w:val="single" w:color="999999" w:sz="4"/>
+              <w:bottom w:val="single" w:color="999999" w:sz="4"/>
+              <w:right w:val="single" w:color="999999" w:sz="4"/>
+            </w:tcBorders>
+            <w:shd w:fill="E8E8E8" w:val="clear"/>
+          </w:tcPr>
+          <w:p>
+            <w:r>
+              <w:rPr>
+                <w:b w:val="0"/>
+              </w:rPr>
+              <w:t>PPE</w:t>
+            </w:r>
+          </w:p>
+        </w:tc>
+        <w:tc>
+          <w:tcPr>
+            <w:tcW w:type="pct" w:w="22%"/>
+            <w:tcBorders>
+              <w:top w:val="single" w:color="999999" w:sz="4"/>
+              <w:left w:val="single" w:color="999999" w:sz="4"/>
+              <w:bottom w:val="single" w:color="999999" w:sz="4"/>
+              <w:right w:val="single" w:color="999999" w:sz="4"/>
+            </w:tcBorders>
+            <w:shd w:fill="E8E8E8" w:val="clear"/>
+          </w:tcPr>
+          <w:p>
+            <w:r>
+              <w:rPr>
+                <w:b w:val="0"/>
+              </w:rPr>
+              <w:t>personal protective equipment</w:t>
+            </w:r>
+          </w:p>
+        </w:tc>
+      </w:tr>
+      <w:tr>
+        <w:tc>
+          <w:tcPr>
+            <w:tcW w:type="pct" w:w="22%"/>
+            <w:tcBorders>
+              <w:top w:val="single" w:color="999999" w:sz="4"/>
+              <w:left w:val="single" w:color="999999" w:sz="4"/>
+              <w:bottom w:val="single" w:color="999999" w:sz="4"/>
+              <w:right w:val="single" w:color="999999" w:sz="4"/>
+            </w:tcBorders>
+            <w:shd w:fill="E8E8E8" w:val="clear"/>
+          </w:tcPr>
+          <w:p>
+            <w:r>
+              <w:rPr>
+                <w:b w:val="0"/>
+              </w:rPr>
+              <w:t>SHCO</w:t>
+            </w:r>
+          </w:p>
+        </w:tc>
+        <w:tc>
+          <w:tcPr>
+            <w:tcW w:type="pct" w:w="22%"/>
+            <w:tcBorders>
+              <w:top w:val="single" w:color="999999" w:sz="4"/>
+              <w:left w:val="single" w:color="999999" w:sz="4"/>
+              <w:bottom w:val="single" w:color="999999" w:sz="4"/>
+              <w:right w:val="single" w:color="999999" w:sz="4"/>
+            </w:tcBorders>
+            <w:shd w:fill="E8E8E8" w:val="clear"/>
+          </w:tcPr>
+          <w:p>
+            <w:r>
+              <w:rPr>
+                <w:b w:val="0"/>
+              </w:rPr>
+              <w:t>Standards for Small Healthcare Organisations</w:t>
+            </w:r>
+          </w:p>
+        </w:tc>
+      </w:tr>
+      <w:tr>
+        <w:tc>
+          <w:tcPr>
+            <w:tcW w:type="pct" w:w="22%"/>
+            <w:tcBorders>
+              <w:top w:val="single" w:color="999999" w:sz="4"/>
+              <w:left w:val="single" w:color="999999" w:sz="4"/>
+              <w:bottom w:val="single" w:color="999999" w:sz="4"/>
+              <w:right w:val="single" w:color="999999" w:sz="4"/>
+            </w:tcBorders>
+            <w:shd w:fill="E8E8E8" w:val="clear"/>
+          </w:tcPr>
+          <w:p>
+            <w:r>
+              <w:rPr>
+                <w:b w:val="0"/>
+              </w:rPr>
+              <w:t>WHO</w:t>
+            </w:r>
+          </w:p>
+        </w:tc>
+        <w:tc>
+          <w:tcPr>
+            <w:tcW w:type="pct" w:w="22%"/>
+            <w:tcBorders>
+              <w:top w:val="single" w:color="999999" w:sz="4"/>
+              <w:left w:val="single" w:color="999999" w:sz="4"/>
+              <w:bottom w:val="single" w:color="999999" w:sz="4"/>
+              <w:right w:val="single" w:color="999999" w:sz="4"/>
+            </w:tcBorders>
+            <w:shd w:fill="E8E8E8" w:val="clear"/>
+          </w:tcPr>
+          <w:p>
+            <w:r>
+              <w:rPr>
+                <w:b w:val="0"/>
+              </w:rPr>
+              <w:t>World Health Organization</w:t>
+            </w:r>
+          </w:p>
+        </w:tc>
+      </w:tr>
+    </w:tbl>
     <w:p>
       <w:pPr>
         <w:pStyle w:val="Heading1"/>

--- a/policies/build/masters/HIC.3_v2_master.docx
+++ b/policies/build/masters/HIC.3_v2_master.docx
@@ -682,18 +682,6 @@
     </w:p>
     <w:p>
       <w:pPr>
-        <w:spacing w:after="140"/>
-      </w:pPr>
-      <w:r>
-        <w:rPr>
-          <w:sz w:val="22"/>
-          <w:szCs w:val="22"/>
-        </w:rPr>
-        <w:t xml:space="preserve">Words marked «like this» are defaults a small hospital can keep. A blank marked «________» has no sensible default. Fill it in before this document is signed.</w:t>
-      </w:r>
-    </w:p>
-    <w:p>
-      <w:pPr>
         <w:pStyle w:val="Heading1"/>
         <w:spacing w:after="120" w:before="280"/>
       </w:pPr>
@@ -723,137 +711,6 @@
           <w:szCs w:val="22"/>
         </w:rPr>
         <w:t xml:space="preserve">It covers the six elements HIC.3.a–f name: engineering controls, construction/renovation ICRA, housekeeping procedures, BMW handling, laundry/linen management, and kitchen sanitation.</w:t>
-      </w:r>
-    </w:p>
-    <w:p>
-      <w:pPr>
-        <w:spacing w:after="140"/>
-      </w:pPr>
-      <w:r>
-        <w:rPr>
-          <w:sz w:val="22"/>
-          <w:szCs w:val="22"/>
-        </w:rPr>
-        <w:t xml:space="preserve">Boundaries with other policies of «Hospital Name»:</w:t>
-      </w:r>
-    </w:p>
-    <w:p>
-      <w:pPr>
-        <w:pStyle w:val="ListParagraph"/>
-        <w:numPr>
-          <w:ilvl w:val="0"/>
-          <w:numId w:val="1"/>
-        </w:numPr>
-        <w:spacing w:after="60"/>
-      </w:pPr>
-      <w:r>
-        <w:rPr>
-          <w:sz w:val="22"/>
-          <w:szCs w:val="22"/>
-        </w:rPr>
-        <w:t xml:space="preserve">FMS owns the built environment, HVAC maintenance schedules and fire safety; this policy owns infection-prevention engineering controls.</w:t>
-      </w:r>
-    </w:p>
-    <w:p>
-      <w:pPr>
-        <w:pStyle w:val="ListParagraph"/>
-        <w:numPr>
-          <w:ilvl w:val="0"/>
-          <w:numId w:val="1"/>
-        </w:numPr>
-        <w:spacing w:after="60"/>
-      </w:pPr>
-      <w:r>
-        <w:rPr>
-          <w:sz w:val="22"/>
-          <w:szCs w:val="22"/>
-        </w:rPr>
-        <w:t xml:space="preserve">HIC.1 owns programme governance.</w:t>
-      </w:r>
-    </w:p>
-    <w:p>
-      <w:pPr>
-        <w:pStyle w:val="ListParagraph"/>
-        <w:numPr>
-          <w:ilvl w:val="0"/>
-          <w:numId w:val="1"/>
-        </w:numPr>
-        <w:spacing w:after="60"/>
-      </w:pPr>
-      <w:r>
-        <w:rPr>
-          <w:sz w:val="22"/>
-          <w:szCs w:val="22"/>
-        </w:rPr>
-        <w:t xml:space="preserve">HIC.2 owns clinical practices (hand hygiene, standard precautions, antimicrobials).</w:t>
-      </w:r>
-    </w:p>
-    <w:p>
-      <w:pPr>
-        <w:pStyle w:val="ListParagraph"/>
-        <w:numPr>
-          <w:ilvl w:val="0"/>
-          <w:numId w:val="1"/>
-        </w:numPr>
-        <w:spacing w:after="60"/>
-      </w:pPr>
-      <w:r>
-        <w:rPr>
-          <w:sz w:val="22"/>
-          <w:szCs w:val="22"/>
-        </w:rPr>
-        <w:t xml:space="preserve">HIC.4 owns prevention of specific HAI and occupational health.</w:t>
-      </w:r>
-    </w:p>
-    <w:p>
-      <w:pPr>
-        <w:pStyle w:val="ListParagraph"/>
-        <w:numPr>
-          <w:ilvl w:val="0"/>
-          <w:numId w:val="1"/>
-        </w:numPr>
-        <w:spacing w:after="60"/>
-      </w:pPr>
-      <w:r>
-        <w:rPr>
-          <w:sz w:val="22"/>
-          <w:szCs w:val="22"/>
-        </w:rPr>
-        <w:t xml:space="preserve">HIC.5 owns surveillance including housekeeping effectiveness monitoring.</w:t>
-      </w:r>
-    </w:p>
-    <w:p>
-      <w:pPr>
-        <w:pStyle w:val="ListParagraph"/>
-        <w:numPr>
-          <w:ilvl w:val="0"/>
-          <w:numId w:val="1"/>
-        </w:numPr>
-        <w:spacing w:after="60"/>
-      </w:pPr>
-      <w:r>
-        <w:rPr>
-          <w:sz w:val="22"/>
-          <w:szCs w:val="22"/>
-        </w:rPr>
-        <w:t xml:space="preserve">HIC.6 owns sterilisation/disinfection of instruments and devices.</w:t>
-      </w:r>
-    </w:p>
-    <w:p>
-      <w:pPr>
-        <w:pStyle w:val="ListParagraph"/>
-        <w:numPr>
-          <w:ilvl w:val="0"/>
-          <w:numId w:val="1"/>
-        </w:numPr>
-        <w:spacing w:after="60"/>
-      </w:pPr>
-      <w:r>
-        <w:rPr>
-          <w:sz w:val="22"/>
-          <w:szCs w:val="22"/>
-        </w:rPr>
-        <w:t xml:space="preserve">MOM.9 owns implant procurement/traceability; this policy does not cover procurement.</w:t>
       </w:r>
     </w:p>
     <w:p>

--- a/policies/build/masters/HIC.3_v2_master.docx
+++ b/policies/build/masters/HIC.3_v2_master.docx
@@ -2810,6 +2810,700 @@
         <w:t xml:space="preserve">The Nursing Superintendent holds signed acknowledgements with the induction record.</w:t>
       </w:r>
     </w:p>
+    <w:p>
+      <w:pPr>
+        <w:pStyle w:val="Heading1"/>
+        <w:spacing w:after="120" w:before="280"/>
+      </w:pPr>
+      <w:r>
+        <w:t>9. Distribution</w:t>
+      </w:r>
+    </w:p>
+    <w:p>
+      <w:pPr>
+        <w:spacing w:after="140"/>
+      </w:pPr>
+      <w:r>
+        <w:rPr>
+          <w:sz w:val="22"/>
+          <w:szCs w:val="22"/>
+        </w:rPr>
+        <w:t xml:space="preserve">Official master copy: office of the Medical Superintendent, «Hospital Name», with the Infection Control Officer and the Quality Coordinator.</w:t>
+      </w:r>
+    </w:p>
+    <w:p>
+      <w:pPr>
+        <w:spacing w:after="140"/>
+      </w:pPr>
+      <w:r>
+        <w:rPr>
+          <w:sz w:val="22"/>
+          <w:szCs w:val="22"/>
+        </w:rPr>
+        <w:t xml:space="preserve">Copies issued to: housekeeping, BMW room, laundry, kitchen, maintenance/engineering, nursing administration.</w:t>
+      </w:r>
+    </w:p>
+    <w:p>
+      <w:pPr>
+        <w:spacing w:after="140"/>
+      </w:pPr>
+      <w:r>
+        <w:rPr>
+          <w:sz w:val="22"/>
+          <w:szCs w:val="22"/>
+        </w:rPr>
+        <w:t xml:space="preserve">The current version is available to all staff at the «infection control manual / staff intranet».</w:t>
+      </w:r>
+    </w:p>
+    <w:p>
+      <w:pPr>
+        <w:spacing w:after="140"/>
+      </w:pPr>
+      <w:r>
+        <w:rPr>
+          <w:sz w:val="22"/>
+          <w:szCs w:val="22"/>
+        </w:rPr>
+        <w:t xml:space="preserve">When a new version is issued, take old copies out of use.</w:t>
+      </w:r>
+    </w:p>
+    <w:p>
+      <w:pPr>
+        <w:pStyle w:val="Heading1"/>
+        <w:spacing w:after="120" w:before="280"/>
+      </w:pPr>
+      <w:r>
+        <w:t>10. Abbreviations</w:t>
+      </w:r>
+    </w:p>
+    <w:tbl>
+      <w:tblPr>
+        <w:tblW w:type="pct" w:w="100%"/>
+        <w:tblBorders>
+          <w:top w:val="single" w:color="auto" w:sz="4"/>
+          <w:left w:val="single" w:color="auto" w:sz="4"/>
+          <w:bottom w:val="single" w:color="auto" w:sz="4"/>
+          <w:right w:val="single" w:color="auto" w:sz="4"/>
+          <w:insideH w:val="single" w:color="auto" w:sz="4"/>
+          <w:insideV w:val="single" w:color="auto" w:sz="4"/>
+        </w:tblBorders>
+      </w:tblPr>
+      <w:tblGrid>
+        <w:gridCol w:w="100"/>
+        <w:gridCol w:w="100"/>
+      </w:tblGrid>
+      <w:tr>
+        <w:tc>
+          <w:tcPr>
+            <w:tcW w:type="pct" w:w="22%"/>
+            <w:tcBorders>
+              <w:top w:val="single" w:color="999999" w:sz="4"/>
+              <w:left w:val="single" w:color="999999" w:sz="4"/>
+              <w:bottom w:val="single" w:color="999999" w:sz="4"/>
+              <w:right w:val="single" w:color="999999" w:sz="4"/>
+            </w:tcBorders>
+            <w:shd w:fill="E8E8E8" w:val="clear"/>
+          </w:tcPr>
+          <w:p>
+            <w:r>
+              <w:rPr>
+                <w:b/>
+              </w:rPr>
+              <w:t>Abbreviation</w:t>
+            </w:r>
+          </w:p>
+        </w:tc>
+        <w:tc>
+          <w:tcPr>
+            <w:tcW w:type="pct" w:w="22%"/>
+            <w:tcBorders>
+              <w:top w:val="single" w:color="999999" w:sz="4"/>
+              <w:left w:val="single" w:color="999999" w:sz="4"/>
+              <w:bottom w:val="single" w:color="999999" w:sz="4"/>
+              <w:right w:val="single" w:color="999999" w:sz="4"/>
+            </w:tcBorders>
+            <w:shd w:fill="E8E8E8" w:val="clear"/>
+          </w:tcPr>
+          <w:p>
+            <w:r>
+              <w:rPr>
+                <w:b/>
+              </w:rPr>
+              <w:t>Meaning</w:t>
+            </w:r>
+          </w:p>
+        </w:tc>
+      </w:tr>
+      <w:tr>
+        <w:tc>
+          <w:tcPr>
+            <w:tcW w:type="pct" w:w="22%"/>
+            <w:tcBorders>
+              <w:top w:val="single" w:color="999999" w:sz="4"/>
+              <w:left w:val="single" w:color="999999" w:sz="4"/>
+              <w:bottom w:val="single" w:color="999999" w:sz="4"/>
+              <w:right w:val="single" w:color="999999" w:sz="4"/>
+            </w:tcBorders>
+            <w:shd w:fill="E8E8E8" w:val="clear"/>
+          </w:tcPr>
+          <w:p>
+            <w:r>
+              <w:rPr>
+                <w:b w:val="0"/>
+              </w:rPr>
+              <w:t>BMW</w:t>
+            </w:r>
+          </w:p>
+        </w:tc>
+        <w:tc>
+          <w:tcPr>
+            <w:tcW w:type="pct" w:w="22%"/>
+            <w:tcBorders>
+              <w:top w:val="single" w:color="999999" w:sz="4"/>
+              <w:left w:val="single" w:color="999999" w:sz="4"/>
+              <w:bottom w:val="single" w:color="999999" w:sz="4"/>
+              <w:right w:val="single" w:color="999999" w:sz="4"/>
+            </w:tcBorders>
+            <w:shd w:fill="E8E8E8" w:val="clear"/>
+          </w:tcPr>
+          <w:p>
+            <w:r>
+              <w:rPr>
+                <w:b w:val="0"/>
+              </w:rPr>
+              <w:t>bio-medical waste</w:t>
+            </w:r>
+          </w:p>
+        </w:tc>
+      </w:tr>
+      <w:tr>
+        <w:tc>
+          <w:tcPr>
+            <w:tcW w:type="pct" w:w="22%"/>
+            <w:tcBorders>
+              <w:top w:val="single" w:color="999999" w:sz="4"/>
+              <w:left w:val="single" w:color="999999" w:sz="4"/>
+              <w:bottom w:val="single" w:color="999999" w:sz="4"/>
+              <w:right w:val="single" w:color="999999" w:sz="4"/>
+            </w:tcBorders>
+            <w:shd w:fill="E8E8E8" w:val="clear"/>
+          </w:tcPr>
+          <w:p>
+            <w:r>
+              <w:rPr>
+                <w:b w:val="0"/>
+              </w:rPr>
+              <w:t>CAPA</w:t>
+            </w:r>
+          </w:p>
+        </w:tc>
+        <w:tc>
+          <w:tcPr>
+            <w:tcW w:type="pct" w:w="22%"/>
+            <w:tcBorders>
+              <w:top w:val="single" w:color="999999" w:sz="4"/>
+              <w:left w:val="single" w:color="999999" w:sz="4"/>
+              <w:bottom w:val="single" w:color="999999" w:sz="4"/>
+              <w:right w:val="single" w:color="999999" w:sz="4"/>
+            </w:tcBorders>
+            <w:shd w:fill="E8E8E8" w:val="clear"/>
+          </w:tcPr>
+          <w:p>
+            <w:r>
+              <w:rPr>
+                <w:b w:val="0"/>
+              </w:rPr>
+              <w:t>corrective and preventive action</w:t>
+            </w:r>
+          </w:p>
+        </w:tc>
+      </w:tr>
+      <w:tr>
+        <w:tc>
+          <w:tcPr>
+            <w:tcW w:type="pct" w:w="22%"/>
+            <w:tcBorders>
+              <w:top w:val="single" w:color="999999" w:sz="4"/>
+              <w:left w:val="single" w:color="999999" w:sz="4"/>
+              <w:bottom w:val="single" w:color="999999" w:sz="4"/>
+              <w:right w:val="single" w:color="999999" w:sz="4"/>
+            </w:tcBorders>
+            <w:shd w:fill="E8E8E8" w:val="clear"/>
+          </w:tcPr>
+          <w:p>
+            <w:r>
+              <w:rPr>
+                <w:b w:val="0"/>
+              </w:rPr>
+              <w:t>CBWTF</w:t>
+            </w:r>
+          </w:p>
+        </w:tc>
+        <w:tc>
+          <w:tcPr>
+            <w:tcW w:type="pct" w:w="22%"/>
+            <w:tcBorders>
+              <w:top w:val="single" w:color="999999" w:sz="4"/>
+              <w:left w:val="single" w:color="999999" w:sz="4"/>
+              <w:bottom w:val="single" w:color="999999" w:sz="4"/>
+              <w:right w:val="single" w:color="999999" w:sz="4"/>
+            </w:tcBorders>
+            <w:shd w:fill="E8E8E8" w:val="clear"/>
+          </w:tcPr>
+          <w:p>
+            <w:r>
+              <w:rPr>
+                <w:b w:val="0"/>
+              </w:rPr>
+              <w:t>common biomedical waste treatment facility</w:t>
+            </w:r>
+          </w:p>
+        </w:tc>
+      </w:tr>
+      <w:tr>
+        <w:tc>
+          <w:tcPr>
+            <w:tcW w:type="pct" w:w="22%"/>
+            <w:tcBorders>
+              <w:top w:val="single" w:color="999999" w:sz="4"/>
+              <w:left w:val="single" w:color="999999" w:sz="4"/>
+              <w:bottom w:val="single" w:color="999999" w:sz="4"/>
+              <w:right w:val="single" w:color="999999" w:sz="4"/>
+            </w:tcBorders>
+            <w:shd w:fill="E8E8E8" w:val="clear"/>
+          </w:tcPr>
+          <w:p>
+            <w:r>
+              <w:rPr>
+                <w:b w:val="0"/>
+              </w:rPr>
+              <w:t>FMS</w:t>
+            </w:r>
+          </w:p>
+        </w:tc>
+        <w:tc>
+          <w:tcPr>
+            <w:tcW w:type="pct" w:w="22%"/>
+            <w:tcBorders>
+              <w:top w:val="single" w:color="999999" w:sz="4"/>
+              <w:left w:val="single" w:color="999999" w:sz="4"/>
+              <w:bottom w:val="single" w:color="999999" w:sz="4"/>
+              <w:right w:val="single" w:color="999999" w:sz="4"/>
+            </w:tcBorders>
+            <w:shd w:fill="E8E8E8" w:val="clear"/>
+          </w:tcPr>
+          <w:p>
+            <w:r>
+              <w:rPr>
+                <w:b w:val="0"/>
+              </w:rPr>
+              <w:t>Facility Management and Safety (NABH SHCO chapter)</w:t>
+            </w:r>
+          </w:p>
+        </w:tc>
+      </w:tr>
+      <w:tr>
+        <w:tc>
+          <w:tcPr>
+            <w:tcW w:type="pct" w:w="22%"/>
+            <w:tcBorders>
+              <w:top w:val="single" w:color="999999" w:sz="4"/>
+              <w:left w:val="single" w:color="999999" w:sz="4"/>
+              <w:bottom w:val="single" w:color="999999" w:sz="4"/>
+              <w:right w:val="single" w:color="999999" w:sz="4"/>
+            </w:tcBorders>
+            <w:shd w:fill="E8E8E8" w:val="clear"/>
+          </w:tcPr>
+          <w:p>
+            <w:r>
+              <w:rPr>
+                <w:b w:val="0"/>
+              </w:rPr>
+              <w:t>HAI</w:t>
+            </w:r>
+          </w:p>
+        </w:tc>
+        <w:tc>
+          <w:tcPr>
+            <w:tcW w:type="pct" w:w="22%"/>
+            <w:tcBorders>
+              <w:top w:val="single" w:color="999999" w:sz="4"/>
+              <w:left w:val="single" w:color="999999" w:sz="4"/>
+              <w:bottom w:val="single" w:color="999999" w:sz="4"/>
+              <w:right w:val="single" w:color="999999" w:sz="4"/>
+            </w:tcBorders>
+            <w:shd w:fill="E8E8E8" w:val="clear"/>
+          </w:tcPr>
+          <w:p>
+            <w:r>
+              <w:rPr>
+                <w:b w:val="0"/>
+              </w:rPr>
+              <w:t>healthcare-associated infection</w:t>
+            </w:r>
+          </w:p>
+        </w:tc>
+      </w:tr>
+      <w:tr>
+        <w:tc>
+          <w:tcPr>
+            <w:tcW w:type="pct" w:w="22%"/>
+            <w:tcBorders>
+              <w:top w:val="single" w:color="999999" w:sz="4"/>
+              <w:left w:val="single" w:color="999999" w:sz="4"/>
+              <w:bottom w:val="single" w:color="999999" w:sz="4"/>
+              <w:right w:val="single" w:color="999999" w:sz="4"/>
+            </w:tcBorders>
+            <w:shd w:fill="E8E8E8" w:val="clear"/>
+          </w:tcPr>
+          <w:p>
+            <w:r>
+              <w:rPr>
+                <w:b w:val="0"/>
+              </w:rPr>
+              <w:t>HEPA</w:t>
+            </w:r>
+          </w:p>
+        </w:tc>
+        <w:tc>
+          <w:tcPr>
+            <w:tcW w:type="pct" w:w="22%"/>
+            <w:tcBorders>
+              <w:top w:val="single" w:color="999999" w:sz="4"/>
+              <w:left w:val="single" w:color="999999" w:sz="4"/>
+              <w:bottom w:val="single" w:color="999999" w:sz="4"/>
+              <w:right w:val="single" w:color="999999" w:sz="4"/>
+            </w:tcBorders>
+            <w:shd w:fill="E8E8E8" w:val="clear"/>
+          </w:tcPr>
+          <w:p>
+            <w:r>
+              <w:rPr>
+                <w:b w:val="0"/>
+              </w:rPr>
+              <w:t>high-efficiency particulate air</w:t>
+            </w:r>
+          </w:p>
+        </w:tc>
+      </w:tr>
+      <w:tr>
+        <w:tc>
+          <w:tcPr>
+            <w:tcW w:type="pct" w:w="22%"/>
+            <w:tcBorders>
+              <w:top w:val="single" w:color="999999" w:sz="4"/>
+              <w:left w:val="single" w:color="999999" w:sz="4"/>
+              <w:bottom w:val="single" w:color="999999" w:sz="4"/>
+              <w:right w:val="single" w:color="999999" w:sz="4"/>
+            </w:tcBorders>
+            <w:shd w:fill="E8E8E8" w:val="clear"/>
+          </w:tcPr>
+          <w:p>
+            <w:r>
+              <w:rPr>
+                <w:b w:val="0"/>
+              </w:rPr>
+              <w:t>HIC</w:t>
+            </w:r>
+          </w:p>
+        </w:tc>
+        <w:tc>
+          <w:tcPr>
+            <w:tcW w:type="pct" w:w="22%"/>
+            <w:tcBorders>
+              <w:top w:val="single" w:color="999999" w:sz="4"/>
+              <w:left w:val="single" w:color="999999" w:sz="4"/>
+              <w:bottom w:val="single" w:color="999999" w:sz="4"/>
+              <w:right w:val="single" w:color="999999" w:sz="4"/>
+            </w:tcBorders>
+            <w:shd w:fill="E8E8E8" w:val="clear"/>
+          </w:tcPr>
+          <w:p>
+            <w:r>
+              <w:rPr>
+                <w:b w:val="0"/>
+              </w:rPr>
+              <w:t>Hospital Infection Prevention and Control (NABH SHCO chapter)</w:t>
+            </w:r>
+          </w:p>
+        </w:tc>
+      </w:tr>
+      <w:tr>
+        <w:tc>
+          <w:tcPr>
+            <w:tcW w:type="pct" w:w="22%"/>
+            <w:tcBorders>
+              <w:top w:val="single" w:color="999999" w:sz="4"/>
+              <w:left w:val="single" w:color="999999" w:sz="4"/>
+              <w:bottom w:val="single" w:color="999999" w:sz="4"/>
+              <w:right w:val="single" w:color="999999" w:sz="4"/>
+            </w:tcBorders>
+            <w:shd w:fill="E8E8E8" w:val="clear"/>
+          </w:tcPr>
+          <w:p>
+            <w:r>
+              <w:rPr>
+                <w:b w:val="0"/>
+              </w:rPr>
+              <w:t>ICRA</w:t>
+            </w:r>
+          </w:p>
+        </w:tc>
+        <w:tc>
+          <w:tcPr>
+            <w:tcW w:type="pct" w:w="22%"/>
+            <w:tcBorders>
+              <w:top w:val="single" w:color="999999" w:sz="4"/>
+              <w:left w:val="single" w:color="999999" w:sz="4"/>
+              <w:bottom w:val="single" w:color="999999" w:sz="4"/>
+              <w:right w:val="single" w:color="999999" w:sz="4"/>
+            </w:tcBorders>
+            <w:shd w:fill="E8E8E8" w:val="clear"/>
+          </w:tcPr>
+          <w:p>
+            <w:r>
+              <w:rPr>
+                <w:b w:val="0"/>
+              </w:rPr>
+              <w:t>infection control risk assessment</w:t>
+            </w:r>
+          </w:p>
+        </w:tc>
+      </w:tr>
+      <w:tr>
+        <w:tc>
+          <w:tcPr>
+            <w:tcW w:type="pct" w:w="22%"/>
+            <w:tcBorders>
+              <w:top w:val="single" w:color="999999" w:sz="4"/>
+              <w:left w:val="single" w:color="999999" w:sz="4"/>
+              <w:bottom w:val="single" w:color="999999" w:sz="4"/>
+              <w:right w:val="single" w:color="999999" w:sz="4"/>
+            </w:tcBorders>
+            <w:shd w:fill="E8E8E8" w:val="clear"/>
+          </w:tcPr>
+          <w:p>
+            <w:r>
+              <w:rPr>
+                <w:b w:val="0"/>
+              </w:rPr>
+              <w:t>NABH</w:t>
+            </w:r>
+          </w:p>
+        </w:tc>
+        <w:tc>
+          <w:tcPr>
+            <w:tcW w:type="pct" w:w="22%"/>
+            <w:tcBorders>
+              <w:top w:val="single" w:color="999999" w:sz="4"/>
+              <w:left w:val="single" w:color="999999" w:sz="4"/>
+              <w:bottom w:val="single" w:color="999999" w:sz="4"/>
+              <w:right w:val="single" w:color="999999" w:sz="4"/>
+            </w:tcBorders>
+            <w:shd w:fill="E8E8E8" w:val="clear"/>
+          </w:tcPr>
+          <w:p>
+            <w:r>
+              <w:rPr>
+                <w:b w:val="0"/>
+              </w:rPr>
+              <w:t>National Accreditation Board for Hospitals and Healthcare Providers</w:t>
+            </w:r>
+          </w:p>
+        </w:tc>
+      </w:tr>
+      <w:tr>
+        <w:tc>
+          <w:tcPr>
+            <w:tcW w:type="pct" w:w="22%"/>
+            <w:tcBorders>
+              <w:top w:val="single" w:color="999999" w:sz="4"/>
+              <w:left w:val="single" w:color="999999" w:sz="4"/>
+              <w:bottom w:val="single" w:color="999999" w:sz="4"/>
+              <w:right w:val="single" w:color="999999" w:sz="4"/>
+            </w:tcBorders>
+            <w:shd w:fill="E8E8E8" w:val="clear"/>
+          </w:tcPr>
+          <w:p>
+            <w:r>
+              <w:rPr>
+                <w:b w:val="0"/>
+              </w:rPr>
+              <w:t>OE</w:t>
+            </w:r>
+          </w:p>
+        </w:tc>
+        <w:tc>
+          <w:tcPr>
+            <w:tcW w:type="pct" w:w="22%"/>
+            <w:tcBorders>
+              <w:top w:val="single" w:color="999999" w:sz="4"/>
+              <w:left w:val="single" w:color="999999" w:sz="4"/>
+              <w:bottom w:val="single" w:color="999999" w:sz="4"/>
+              <w:right w:val="single" w:color="999999" w:sz="4"/>
+            </w:tcBorders>
+            <w:shd w:fill="E8E8E8" w:val="clear"/>
+          </w:tcPr>
+          <w:p>
+            <w:r>
+              <w:rPr>
+                <w:b w:val="0"/>
+              </w:rPr>
+              <w:t>objective element</w:t>
+            </w:r>
+          </w:p>
+        </w:tc>
+      </w:tr>
+      <w:tr>
+        <w:tc>
+          <w:tcPr>
+            <w:tcW w:type="pct" w:w="22%"/>
+            <w:tcBorders>
+              <w:top w:val="single" w:color="999999" w:sz="4"/>
+              <w:left w:val="single" w:color="999999" w:sz="4"/>
+              <w:bottom w:val="single" w:color="999999" w:sz="4"/>
+              <w:right w:val="single" w:color="999999" w:sz="4"/>
+            </w:tcBorders>
+            <w:shd w:fill="E8E8E8" w:val="clear"/>
+          </w:tcPr>
+          <w:p>
+            <w:r>
+              <w:rPr>
+                <w:b w:val="0"/>
+              </w:rPr>
+              <w:t>PPE</w:t>
+            </w:r>
+          </w:p>
+        </w:tc>
+        <w:tc>
+          <w:tcPr>
+            <w:tcW w:type="pct" w:w="22%"/>
+            <w:tcBorders>
+              <w:top w:val="single" w:color="999999" w:sz="4"/>
+              <w:left w:val="single" w:color="999999" w:sz="4"/>
+              <w:bottom w:val="single" w:color="999999" w:sz="4"/>
+              <w:right w:val="single" w:color="999999" w:sz="4"/>
+            </w:tcBorders>
+            <w:shd w:fill="E8E8E8" w:val="clear"/>
+          </w:tcPr>
+          <w:p>
+            <w:r>
+              <w:rPr>
+                <w:b w:val="0"/>
+              </w:rPr>
+              <w:t>personal protective equipment</w:t>
+            </w:r>
+          </w:p>
+        </w:tc>
+      </w:tr>
+      <w:tr>
+        <w:tc>
+          <w:tcPr>
+            <w:tcW w:type="pct" w:w="22%"/>
+            <w:tcBorders>
+              <w:top w:val="single" w:color="999999" w:sz="4"/>
+              <w:left w:val="single" w:color="999999" w:sz="4"/>
+              <w:bottom w:val="single" w:color="999999" w:sz="4"/>
+              <w:right w:val="single" w:color="999999" w:sz="4"/>
+            </w:tcBorders>
+            <w:shd w:fill="E8E8E8" w:val="clear"/>
+          </w:tcPr>
+          <w:p>
+            <w:r>
+              <w:rPr>
+                <w:b w:val="0"/>
+              </w:rPr>
+              <w:t>SHCO</w:t>
+            </w:r>
+          </w:p>
+        </w:tc>
+        <w:tc>
+          <w:tcPr>
+            <w:tcW w:type="pct" w:w="22%"/>
+            <w:tcBorders>
+              <w:top w:val="single" w:color="999999" w:sz="4"/>
+              <w:left w:val="single" w:color="999999" w:sz="4"/>
+              <w:bottom w:val="single" w:color="999999" w:sz="4"/>
+              <w:right w:val="single" w:color="999999" w:sz="4"/>
+            </w:tcBorders>
+            <w:shd w:fill="E8E8E8" w:val="clear"/>
+          </w:tcPr>
+          <w:p>
+            <w:r>
+              <w:rPr>
+                <w:b w:val="0"/>
+              </w:rPr>
+              <w:t>Standards for Small Healthcare Organisations</w:t>
+            </w:r>
+          </w:p>
+        </w:tc>
+      </w:tr>
+      <w:tr>
+        <w:tc>
+          <w:tcPr>
+            <w:tcW w:type="pct" w:w="22%"/>
+            <w:tcBorders>
+              <w:top w:val="single" w:color="999999" w:sz="4"/>
+              <w:left w:val="single" w:color="999999" w:sz="4"/>
+              <w:bottom w:val="single" w:color="999999" w:sz="4"/>
+              <w:right w:val="single" w:color="999999" w:sz="4"/>
+            </w:tcBorders>
+            <w:shd w:fill="E8E8E8" w:val="clear"/>
+          </w:tcPr>
+          <w:p>
+            <w:r>
+              <w:rPr>
+                <w:b w:val="0"/>
+              </w:rPr>
+              <w:t>WHO</w:t>
+            </w:r>
+          </w:p>
+        </w:tc>
+        <w:tc>
+          <w:tcPr>
+            <w:tcW w:type="pct" w:w="22%"/>
+            <w:tcBorders>
+              <w:top w:val="single" w:color="999999" w:sz="4"/>
+              <w:left w:val="single" w:color="999999" w:sz="4"/>
+              <w:bottom w:val="single" w:color="999999" w:sz="4"/>
+              <w:right w:val="single" w:color="999999" w:sz="4"/>
+            </w:tcBorders>
+            <w:shd w:fill="E8E8E8" w:val="clear"/>
+          </w:tcPr>
+          <w:p>
+            <w:r>
+              <w:rPr>
+                <w:b w:val="0"/>
+              </w:rPr>
+              <w:t>World Health Organization</w:t>
+            </w:r>
+          </w:p>
+        </w:tc>
+      </w:tr>
+    </w:tbl>
+    <w:p>
+      <w:pPr>
+        <w:pStyle w:val="Heading1"/>
+        <w:spacing w:after="120" w:before="280"/>
+      </w:pPr>
+      <w:r>
+        <w:t>11. Traceability to NABH SHCO 3rd Edition HIC.3</w:t>
+      </w:r>
+    </w:p>
+    <w:p>
+      <w:pPr>
+        <w:spacing w:after="120"/>
+      </w:pPr>
+      <w:r>
+        <w:rPr>
+          <w:i/>
+          <w:iCs/>
+          <w:sz w:val="20"/>
+          <w:szCs w:val="20"/>
+        </w:rPr>
+        <w:t xml:space="preserve">This table is an index. It is not how the policy is organised.</w:t>
+      </w:r>
+    </w:p>
     <w:tbl>
       <w:tblPr>
         <w:tblW w:type="pct" w:w="100%"/>
@@ -3580,700 +4274,6 @@
         </w:tc>
       </w:tr>
     </w:tbl>
-    <w:p>
-      <w:pPr>
-        <w:pStyle w:val="Heading1"/>
-        <w:spacing w:after="120" w:before="280"/>
-      </w:pPr>
-      <w:r>
-        <w:t>9. Distribution</w:t>
-      </w:r>
-    </w:p>
-    <w:p>
-      <w:pPr>
-        <w:spacing w:after="140"/>
-      </w:pPr>
-      <w:r>
-        <w:rPr>
-          <w:sz w:val="22"/>
-          <w:szCs w:val="22"/>
-        </w:rPr>
-        <w:t xml:space="preserve">Official master copy: office of the Medical Superintendent, «Hospital Name», with the Infection Control Officer and the Quality Coordinator.</w:t>
-      </w:r>
-    </w:p>
-    <w:p>
-      <w:pPr>
-        <w:spacing w:after="140"/>
-      </w:pPr>
-      <w:r>
-        <w:rPr>
-          <w:sz w:val="22"/>
-          <w:szCs w:val="22"/>
-        </w:rPr>
-        <w:t xml:space="preserve">Copies issued to: housekeeping, BMW room, laundry, kitchen, maintenance/engineering, nursing administration.</w:t>
-      </w:r>
-    </w:p>
-    <w:p>
-      <w:pPr>
-        <w:spacing w:after="140"/>
-      </w:pPr>
-      <w:r>
-        <w:rPr>
-          <w:sz w:val="22"/>
-          <w:szCs w:val="22"/>
-        </w:rPr>
-        <w:t xml:space="preserve">The current version is available to all staff at the «infection control manual / staff intranet».</w:t>
-      </w:r>
-    </w:p>
-    <w:p>
-      <w:pPr>
-        <w:spacing w:after="140"/>
-      </w:pPr>
-      <w:r>
-        <w:rPr>
-          <w:sz w:val="22"/>
-          <w:szCs w:val="22"/>
-        </w:rPr>
-        <w:t xml:space="preserve">When a new version is issued, take old copies out of use.</w:t>
-      </w:r>
-    </w:p>
-    <w:p>
-      <w:pPr>
-        <w:pStyle w:val="Heading1"/>
-        <w:spacing w:after="120" w:before="280"/>
-      </w:pPr>
-      <w:r>
-        <w:t>10. Abbreviations</w:t>
-      </w:r>
-    </w:p>
-    <w:tbl>
-      <w:tblPr>
-        <w:tblW w:type="pct" w:w="100%"/>
-        <w:tblBorders>
-          <w:top w:val="single" w:color="auto" w:sz="4"/>
-          <w:left w:val="single" w:color="auto" w:sz="4"/>
-          <w:bottom w:val="single" w:color="auto" w:sz="4"/>
-          <w:right w:val="single" w:color="auto" w:sz="4"/>
-          <w:insideH w:val="single" w:color="auto" w:sz="4"/>
-          <w:insideV w:val="single" w:color="auto" w:sz="4"/>
-        </w:tblBorders>
-      </w:tblPr>
-      <w:tblGrid>
-        <w:gridCol w:w="100"/>
-        <w:gridCol w:w="100"/>
-      </w:tblGrid>
-      <w:tr>
-        <w:tc>
-          <w:tcPr>
-            <w:tcW w:type="pct" w:w="22%"/>
-            <w:tcBorders>
-              <w:top w:val="single" w:color="999999" w:sz="4"/>
-              <w:left w:val="single" w:color="999999" w:sz="4"/>
-              <w:bottom w:val="single" w:color="999999" w:sz="4"/>
-              <w:right w:val="single" w:color="999999" w:sz="4"/>
-            </w:tcBorders>
-            <w:shd w:fill="E8E8E8" w:val="clear"/>
-          </w:tcPr>
-          <w:p>
-            <w:r>
-              <w:rPr>
-                <w:b/>
-              </w:rPr>
-              <w:t>Abbreviation</w:t>
-            </w:r>
-          </w:p>
-        </w:tc>
-        <w:tc>
-          <w:tcPr>
-            <w:tcW w:type="pct" w:w="22%"/>
-            <w:tcBorders>
-              <w:top w:val="single" w:color="999999" w:sz="4"/>
-              <w:left w:val="single" w:color="999999" w:sz="4"/>
-              <w:bottom w:val="single" w:color="999999" w:sz="4"/>
-              <w:right w:val="single" w:color="999999" w:sz="4"/>
-            </w:tcBorders>
-            <w:shd w:fill="E8E8E8" w:val="clear"/>
-          </w:tcPr>
-          <w:p>
-            <w:r>
-              <w:rPr>
-                <w:b/>
-              </w:rPr>
-              <w:t>Meaning</w:t>
-            </w:r>
-          </w:p>
-        </w:tc>
-      </w:tr>
-      <w:tr>
-        <w:tc>
-          <w:tcPr>
-            <w:tcW w:type="pct" w:w="22%"/>
-            <w:tcBorders>
-              <w:top w:val="single" w:color="999999" w:sz="4"/>
-              <w:left w:val="single" w:color="999999" w:sz="4"/>
-              <w:bottom w:val="single" w:color="999999" w:sz="4"/>
-              <w:right w:val="single" w:color="999999" w:sz="4"/>
-            </w:tcBorders>
-            <w:shd w:fill="E8E8E8" w:val="clear"/>
-          </w:tcPr>
-          <w:p>
-            <w:r>
-              <w:rPr>
-                <w:b w:val="0"/>
-              </w:rPr>
-              <w:t>BMW</w:t>
-            </w:r>
-          </w:p>
-        </w:tc>
-        <w:tc>
-          <w:tcPr>
-            <w:tcW w:type="pct" w:w="22%"/>
-            <w:tcBorders>
-              <w:top w:val="single" w:color="999999" w:sz="4"/>
-              <w:left w:val="single" w:color="999999" w:sz="4"/>
-              <w:bottom w:val="single" w:color="999999" w:sz="4"/>
-              <w:right w:val="single" w:color="999999" w:sz="4"/>
-            </w:tcBorders>
-            <w:shd w:fill="E8E8E8" w:val="clear"/>
-          </w:tcPr>
-          <w:p>
-            <w:r>
-              <w:rPr>
-                <w:b w:val="0"/>
-              </w:rPr>
-              <w:t>bio-medical waste</w:t>
-            </w:r>
-          </w:p>
-        </w:tc>
-      </w:tr>
-      <w:tr>
-        <w:tc>
-          <w:tcPr>
-            <w:tcW w:type="pct" w:w="22%"/>
-            <w:tcBorders>
-              <w:top w:val="single" w:color="999999" w:sz="4"/>
-              <w:left w:val="single" w:color="999999" w:sz="4"/>
-              <w:bottom w:val="single" w:color="999999" w:sz="4"/>
-              <w:right w:val="single" w:color="999999" w:sz="4"/>
-            </w:tcBorders>
-            <w:shd w:fill="E8E8E8" w:val="clear"/>
-          </w:tcPr>
-          <w:p>
-            <w:r>
-              <w:rPr>
-                <w:b w:val="0"/>
-              </w:rPr>
-              <w:t>CAPA</w:t>
-            </w:r>
-          </w:p>
-        </w:tc>
-        <w:tc>
-          <w:tcPr>
-            <w:tcW w:type="pct" w:w="22%"/>
-            <w:tcBorders>
-              <w:top w:val="single" w:color="999999" w:sz="4"/>
-              <w:left w:val="single" w:color="999999" w:sz="4"/>
-              <w:bottom w:val="single" w:color="999999" w:sz="4"/>
-              <w:right w:val="single" w:color="999999" w:sz="4"/>
-            </w:tcBorders>
-            <w:shd w:fill="E8E8E8" w:val="clear"/>
-          </w:tcPr>
-          <w:p>
-            <w:r>
-              <w:rPr>
-                <w:b w:val="0"/>
-              </w:rPr>
-              <w:t>corrective and preventive action</w:t>
-            </w:r>
-          </w:p>
-        </w:tc>
-      </w:tr>
-      <w:tr>
-        <w:tc>
-          <w:tcPr>
-            <w:tcW w:type="pct" w:w="22%"/>
-            <w:tcBorders>
-              <w:top w:val="single" w:color="999999" w:sz="4"/>
-              <w:left w:val="single" w:color="999999" w:sz="4"/>
-              <w:bottom w:val="single" w:color="999999" w:sz="4"/>
-              <w:right w:val="single" w:color="999999" w:sz="4"/>
-            </w:tcBorders>
-            <w:shd w:fill="E8E8E8" w:val="clear"/>
-          </w:tcPr>
-          <w:p>
-            <w:r>
-              <w:rPr>
-                <w:b w:val="0"/>
-              </w:rPr>
-              <w:t>CBWTF</w:t>
-            </w:r>
-          </w:p>
-        </w:tc>
-        <w:tc>
-          <w:tcPr>
-            <w:tcW w:type="pct" w:w="22%"/>
-            <w:tcBorders>
-              <w:top w:val="single" w:color="999999" w:sz="4"/>
-              <w:left w:val="single" w:color="999999" w:sz="4"/>
-              <w:bottom w:val="single" w:color="999999" w:sz="4"/>
-              <w:right w:val="single" w:color="999999" w:sz="4"/>
-            </w:tcBorders>
-            <w:shd w:fill="E8E8E8" w:val="clear"/>
-          </w:tcPr>
-          <w:p>
-            <w:r>
-              <w:rPr>
-                <w:b w:val="0"/>
-              </w:rPr>
-              <w:t>common biomedical waste treatment facility</w:t>
-            </w:r>
-          </w:p>
-        </w:tc>
-      </w:tr>
-      <w:tr>
-        <w:tc>
-          <w:tcPr>
-            <w:tcW w:type="pct" w:w="22%"/>
-            <w:tcBorders>
-              <w:top w:val="single" w:color="999999" w:sz="4"/>
-              <w:left w:val="single" w:color="999999" w:sz="4"/>
-              <w:bottom w:val="single" w:color="999999" w:sz="4"/>
-              <w:right w:val="single" w:color="999999" w:sz="4"/>
-            </w:tcBorders>
-            <w:shd w:fill="E8E8E8" w:val="clear"/>
-          </w:tcPr>
-          <w:p>
-            <w:r>
-              <w:rPr>
-                <w:b w:val="0"/>
-              </w:rPr>
-              <w:t>FMS</w:t>
-            </w:r>
-          </w:p>
-        </w:tc>
-        <w:tc>
-          <w:tcPr>
-            <w:tcW w:type="pct" w:w="22%"/>
-            <w:tcBorders>
-              <w:top w:val="single" w:color="999999" w:sz="4"/>
-              <w:left w:val="single" w:color="999999" w:sz="4"/>
-              <w:bottom w:val="single" w:color="999999" w:sz="4"/>
-              <w:right w:val="single" w:color="999999" w:sz="4"/>
-            </w:tcBorders>
-            <w:shd w:fill="E8E8E8" w:val="clear"/>
-          </w:tcPr>
-          <w:p>
-            <w:r>
-              <w:rPr>
-                <w:b w:val="0"/>
-              </w:rPr>
-              <w:t>Facility Management and Safety (NABH SHCO chapter)</w:t>
-            </w:r>
-          </w:p>
-        </w:tc>
-      </w:tr>
-      <w:tr>
-        <w:tc>
-          <w:tcPr>
-            <w:tcW w:type="pct" w:w="22%"/>
-            <w:tcBorders>
-              <w:top w:val="single" w:color="999999" w:sz="4"/>
-              <w:left w:val="single" w:color="999999" w:sz="4"/>
-              <w:bottom w:val="single" w:color="999999" w:sz="4"/>
-              <w:right w:val="single" w:color="999999" w:sz="4"/>
-            </w:tcBorders>
-            <w:shd w:fill="E8E8E8" w:val="clear"/>
-          </w:tcPr>
-          <w:p>
-            <w:r>
-              <w:rPr>
-                <w:b w:val="0"/>
-              </w:rPr>
-              <w:t>HAI</w:t>
-            </w:r>
-          </w:p>
-        </w:tc>
-        <w:tc>
-          <w:tcPr>
-            <w:tcW w:type="pct" w:w="22%"/>
-            <w:tcBorders>
-              <w:top w:val="single" w:color="999999" w:sz="4"/>
-              <w:left w:val="single" w:color="999999" w:sz="4"/>
-              <w:bottom w:val="single" w:color="999999" w:sz="4"/>
-              <w:right w:val="single" w:color="999999" w:sz="4"/>
-            </w:tcBorders>
-            <w:shd w:fill="E8E8E8" w:val="clear"/>
-          </w:tcPr>
-          <w:p>
-            <w:r>
-              <w:rPr>
-                <w:b w:val="0"/>
-              </w:rPr>
-              <w:t>healthcare-associated infection</w:t>
-            </w:r>
-          </w:p>
-        </w:tc>
-      </w:tr>
-      <w:tr>
-        <w:tc>
-          <w:tcPr>
-            <w:tcW w:type="pct" w:w="22%"/>
-            <w:tcBorders>
-              <w:top w:val="single" w:color="999999" w:sz="4"/>
-              <w:left w:val="single" w:color="999999" w:sz="4"/>
-              <w:bottom w:val="single" w:color="999999" w:sz="4"/>
-              <w:right w:val="single" w:color="999999" w:sz="4"/>
-            </w:tcBorders>
-            <w:shd w:fill="E8E8E8" w:val="clear"/>
-          </w:tcPr>
-          <w:p>
-            <w:r>
-              <w:rPr>
-                <w:b w:val="0"/>
-              </w:rPr>
-              <w:t>HEPA</w:t>
-            </w:r>
-          </w:p>
-        </w:tc>
-        <w:tc>
-          <w:tcPr>
-            <w:tcW w:type="pct" w:w="22%"/>
-            <w:tcBorders>
-              <w:top w:val="single" w:color="999999" w:sz="4"/>
-              <w:left w:val="single" w:color="999999" w:sz="4"/>
-              <w:bottom w:val="single" w:color="999999" w:sz="4"/>
-              <w:right w:val="single" w:color="999999" w:sz="4"/>
-            </w:tcBorders>
-            <w:shd w:fill="E8E8E8" w:val="clear"/>
-          </w:tcPr>
-          <w:p>
-            <w:r>
-              <w:rPr>
-                <w:b w:val="0"/>
-              </w:rPr>
-              <w:t>high-efficiency particulate air</w:t>
-            </w:r>
-          </w:p>
-        </w:tc>
-      </w:tr>
-      <w:tr>
-        <w:tc>
-          <w:tcPr>
-            <w:tcW w:type="pct" w:w="22%"/>
-            <w:tcBorders>
-              <w:top w:val="single" w:color="999999" w:sz="4"/>
-              <w:left w:val="single" w:color="999999" w:sz="4"/>
-              <w:bottom w:val="single" w:color="999999" w:sz="4"/>
-              <w:right w:val="single" w:color="999999" w:sz="4"/>
-            </w:tcBorders>
-            <w:shd w:fill="E8E8E8" w:val="clear"/>
-          </w:tcPr>
-          <w:p>
-            <w:r>
-              <w:rPr>
-                <w:b w:val="0"/>
-              </w:rPr>
-              <w:t>HIC</w:t>
-            </w:r>
-          </w:p>
-        </w:tc>
-        <w:tc>
-          <w:tcPr>
-            <w:tcW w:type="pct" w:w="22%"/>
-            <w:tcBorders>
-              <w:top w:val="single" w:color="999999" w:sz="4"/>
-              <w:left w:val="single" w:color="999999" w:sz="4"/>
-              <w:bottom w:val="single" w:color="999999" w:sz="4"/>
-              <w:right w:val="single" w:color="999999" w:sz="4"/>
-            </w:tcBorders>
-            <w:shd w:fill="E8E8E8" w:val="clear"/>
-          </w:tcPr>
-          <w:p>
-            <w:r>
-              <w:rPr>
-                <w:b w:val="0"/>
-              </w:rPr>
-              <w:t>Hospital Infection Prevention and Control (NABH SHCO chapter)</w:t>
-            </w:r>
-          </w:p>
-        </w:tc>
-      </w:tr>
-      <w:tr>
-        <w:tc>
-          <w:tcPr>
-            <w:tcW w:type="pct" w:w="22%"/>
-            <w:tcBorders>
-              <w:top w:val="single" w:color="999999" w:sz="4"/>
-              <w:left w:val="single" w:color="999999" w:sz="4"/>
-              <w:bottom w:val="single" w:color="999999" w:sz="4"/>
-              <w:right w:val="single" w:color="999999" w:sz="4"/>
-            </w:tcBorders>
-            <w:shd w:fill="E8E8E8" w:val="clear"/>
-          </w:tcPr>
-          <w:p>
-            <w:r>
-              <w:rPr>
-                <w:b w:val="0"/>
-              </w:rPr>
-              <w:t>ICRA</w:t>
-            </w:r>
-          </w:p>
-        </w:tc>
-        <w:tc>
-          <w:tcPr>
-            <w:tcW w:type="pct" w:w="22%"/>
-            <w:tcBorders>
-              <w:top w:val="single" w:color="999999" w:sz="4"/>
-              <w:left w:val="single" w:color="999999" w:sz="4"/>
-              <w:bottom w:val="single" w:color="999999" w:sz="4"/>
-              <w:right w:val="single" w:color="999999" w:sz="4"/>
-            </w:tcBorders>
-            <w:shd w:fill="E8E8E8" w:val="clear"/>
-          </w:tcPr>
-          <w:p>
-            <w:r>
-              <w:rPr>
-                <w:b w:val="0"/>
-              </w:rPr>
-              <w:t>infection control risk assessment</w:t>
-            </w:r>
-          </w:p>
-        </w:tc>
-      </w:tr>
-      <w:tr>
-        <w:tc>
-          <w:tcPr>
-            <w:tcW w:type="pct" w:w="22%"/>
-            <w:tcBorders>
-              <w:top w:val="single" w:color="999999" w:sz="4"/>
-              <w:left w:val="single" w:color="999999" w:sz="4"/>
-              <w:bottom w:val="single" w:color="999999" w:sz="4"/>
-              <w:right w:val="single" w:color="999999" w:sz="4"/>
-            </w:tcBorders>
-            <w:shd w:fill="E8E8E8" w:val="clear"/>
-          </w:tcPr>
-          <w:p>
-            <w:r>
-              <w:rPr>
-                <w:b w:val="0"/>
-              </w:rPr>
-              <w:t>NABH</w:t>
-            </w:r>
-          </w:p>
-        </w:tc>
-        <w:tc>
-          <w:tcPr>
-            <w:tcW w:type="pct" w:w="22%"/>
-            <w:tcBorders>
-              <w:top w:val="single" w:color="999999" w:sz="4"/>
-              <w:left w:val="single" w:color="999999" w:sz="4"/>
-              <w:bottom w:val="single" w:color="999999" w:sz="4"/>
-              <w:right w:val="single" w:color="999999" w:sz="4"/>
-            </w:tcBorders>
-            <w:shd w:fill="E8E8E8" w:val="clear"/>
-          </w:tcPr>
-          <w:p>
-            <w:r>
-              <w:rPr>
-                <w:b w:val="0"/>
-              </w:rPr>
-              <w:t>National Accreditation Board for Hospitals and Healthcare Providers</w:t>
-            </w:r>
-          </w:p>
-        </w:tc>
-      </w:tr>
-      <w:tr>
-        <w:tc>
-          <w:tcPr>
-            <w:tcW w:type="pct" w:w="22%"/>
-            <w:tcBorders>
-              <w:top w:val="single" w:color="999999" w:sz="4"/>
-              <w:left w:val="single" w:color="999999" w:sz="4"/>
-              <w:bottom w:val="single" w:color="999999" w:sz="4"/>
-              <w:right w:val="single" w:color="999999" w:sz="4"/>
-            </w:tcBorders>
-            <w:shd w:fill="E8E8E8" w:val="clear"/>
-          </w:tcPr>
-          <w:p>
-            <w:r>
-              <w:rPr>
-                <w:b w:val="0"/>
-              </w:rPr>
-              <w:t>OE</w:t>
-            </w:r>
-          </w:p>
-        </w:tc>
-        <w:tc>
-          <w:tcPr>
-            <w:tcW w:type="pct" w:w="22%"/>
-            <w:tcBorders>
-              <w:top w:val="single" w:color="999999" w:sz="4"/>
-              <w:left w:val="single" w:color="999999" w:sz="4"/>
-              <w:bottom w:val="single" w:color="999999" w:sz="4"/>
-              <w:right w:val="single" w:color="999999" w:sz="4"/>
-            </w:tcBorders>
-            <w:shd w:fill="E8E8E8" w:val="clear"/>
-          </w:tcPr>
-          <w:p>
-            <w:r>
-              <w:rPr>
-                <w:b w:val="0"/>
-              </w:rPr>
-              <w:t>objective element</w:t>
-            </w:r>
-          </w:p>
-        </w:tc>
-      </w:tr>
-      <w:tr>
-        <w:tc>
-          <w:tcPr>
-            <w:tcW w:type="pct" w:w="22%"/>
-            <w:tcBorders>
-              <w:top w:val="single" w:color="999999" w:sz="4"/>
-              <w:left w:val="single" w:color="999999" w:sz="4"/>
-              <w:bottom w:val="single" w:color="999999" w:sz="4"/>
-              <w:right w:val="single" w:color="999999" w:sz="4"/>
-            </w:tcBorders>
-            <w:shd w:fill="E8E8E8" w:val="clear"/>
-          </w:tcPr>
-          <w:p>
-            <w:r>
-              <w:rPr>
-                <w:b w:val="0"/>
-              </w:rPr>
-              <w:t>PPE</w:t>
-            </w:r>
-          </w:p>
-        </w:tc>
-        <w:tc>
-          <w:tcPr>
-            <w:tcW w:type="pct" w:w="22%"/>
-            <w:tcBorders>
-              <w:top w:val="single" w:color="999999" w:sz="4"/>
-              <w:left w:val="single" w:color="999999" w:sz="4"/>
-              <w:bottom w:val="single" w:color="999999" w:sz="4"/>
-              <w:right w:val="single" w:color="999999" w:sz="4"/>
-            </w:tcBorders>
-            <w:shd w:fill="E8E8E8" w:val="clear"/>
-          </w:tcPr>
-          <w:p>
-            <w:r>
-              <w:rPr>
-                <w:b w:val="0"/>
-              </w:rPr>
-              <w:t>personal protective equipment</w:t>
-            </w:r>
-          </w:p>
-        </w:tc>
-      </w:tr>
-      <w:tr>
-        <w:tc>
-          <w:tcPr>
-            <w:tcW w:type="pct" w:w="22%"/>
-            <w:tcBorders>
-              <w:top w:val="single" w:color="999999" w:sz="4"/>
-              <w:left w:val="single" w:color="999999" w:sz="4"/>
-              <w:bottom w:val="single" w:color="999999" w:sz="4"/>
-              <w:right w:val="single" w:color="999999" w:sz="4"/>
-            </w:tcBorders>
-            <w:shd w:fill="E8E8E8" w:val="clear"/>
-          </w:tcPr>
-          <w:p>
-            <w:r>
-              <w:rPr>
-                <w:b w:val="0"/>
-              </w:rPr>
-              <w:t>SHCO</w:t>
-            </w:r>
-          </w:p>
-        </w:tc>
-        <w:tc>
-          <w:tcPr>
-            <w:tcW w:type="pct" w:w="22%"/>
-            <w:tcBorders>
-              <w:top w:val="single" w:color="999999" w:sz="4"/>
-              <w:left w:val="single" w:color="999999" w:sz="4"/>
-              <w:bottom w:val="single" w:color="999999" w:sz="4"/>
-              <w:right w:val="single" w:color="999999" w:sz="4"/>
-            </w:tcBorders>
-            <w:shd w:fill="E8E8E8" w:val="clear"/>
-          </w:tcPr>
-          <w:p>
-            <w:r>
-              <w:rPr>
-                <w:b w:val="0"/>
-              </w:rPr>
-              <w:t>Standards for Small Healthcare Organisations</w:t>
-            </w:r>
-          </w:p>
-        </w:tc>
-      </w:tr>
-      <w:tr>
-        <w:tc>
-          <w:tcPr>
-            <w:tcW w:type="pct" w:w="22%"/>
-            <w:tcBorders>
-              <w:top w:val="single" w:color="999999" w:sz="4"/>
-              <w:left w:val="single" w:color="999999" w:sz="4"/>
-              <w:bottom w:val="single" w:color="999999" w:sz="4"/>
-              <w:right w:val="single" w:color="999999" w:sz="4"/>
-            </w:tcBorders>
-            <w:shd w:fill="E8E8E8" w:val="clear"/>
-          </w:tcPr>
-          <w:p>
-            <w:r>
-              <w:rPr>
-                <w:b w:val="0"/>
-              </w:rPr>
-              <w:t>WHO</w:t>
-            </w:r>
-          </w:p>
-        </w:tc>
-        <w:tc>
-          <w:tcPr>
-            <w:tcW w:type="pct" w:w="22%"/>
-            <w:tcBorders>
-              <w:top w:val="single" w:color="999999" w:sz="4"/>
-              <w:left w:val="single" w:color="999999" w:sz="4"/>
-              <w:bottom w:val="single" w:color="999999" w:sz="4"/>
-              <w:right w:val="single" w:color="999999" w:sz="4"/>
-            </w:tcBorders>
-            <w:shd w:fill="E8E8E8" w:val="clear"/>
-          </w:tcPr>
-          <w:p>
-            <w:r>
-              <w:rPr>
-                <w:b w:val="0"/>
-              </w:rPr>
-              <w:t>World Health Organization</w:t>
-            </w:r>
-          </w:p>
-        </w:tc>
-      </w:tr>
-    </w:tbl>
-    <w:p>
-      <w:pPr>
-        <w:pStyle w:val="Heading1"/>
-        <w:spacing w:after="120" w:before="280"/>
-      </w:pPr>
-      <w:r>
-        <w:t>11. Traceability to NABH SHCO 3rd Edition HIC.3</w:t>
-      </w:r>
-    </w:p>
-    <w:p>
-      <w:pPr>
-        <w:spacing w:after="120"/>
-      </w:pPr>
-      <w:r>
-        <w:rPr>
-          <w:i/>
-          <w:iCs/>
-          <w:sz w:val="20"/>
-          <w:szCs w:val="20"/>
-        </w:rPr>
-        <w:t xml:space="preserve">This table is an index. It is not how the policy is organised.</w:t>
-      </w:r>
-    </w:p>
     <w:p>
       <w:pPr>
         <w:pStyle w:val="Heading1"/>

--- a/policies/build/masters/HIC.3_v2_master.docx
+++ b/policies/build/masters/HIC.3_v2_master.docx
@@ -677,7 +677,7 @@
           <w:sz w:val="22"/>
           <w:szCs w:val="22"/>
         </w:rPr>
-        <w:t xml:space="preserve">Boundaries: waste/linen/kitchen infection mechanics are owned here; facilities environment engineering stays with FMS. BMW segregation, treatment and disposal under the Bio-Medical Waste Management Rules, 2016 are addressed here to the extent they are an infection-control requirement.</w:t>
+        <w:t>Waste/linen/kitchen infection mechanics are covered here; facilities environment engineering is handled under the facilities-management policy. BMW segregation, treatment and disposal under the Bio-Medical Waste Management Rules, 2016 are addressed here to the extent they are an infection-control requirement.</w:t>
       </w:r>
     </w:p>
     <w:p>
@@ -710,7 +710,7 @@
           <w:sz w:val="22"/>
           <w:szCs w:val="22"/>
         </w:rPr>
-        <w:t xml:space="preserve">It covers the six elements HIC.3.a–f name: engineering controls, construction/renovation ICRA, housekeeping procedures, BMW handling, laundry/linen management, and kitchen sanitation.</w:t>
+        <w:t>It covers six elements: engineering controls, construction/renovation ICRA, housekeeping procedures, BMW handling, laundry/linen management, and kitchen sanitation.</w:t>
       </w:r>
     </w:p>
     <w:p>
@@ -934,7 +934,7 @@
           <w:sz w:val="22"/>
           <w:szCs w:val="22"/>
         </w:rPr>
-        <w:t xml:space="preserve">The Infection Control Officer and the maintenance team conduct a joint round «monthly» to verify engineering controls are functioning. Deficiencies are reported to FMS for correction and tracked to closure.</w:t>
+        <w:t>The Infection Control Officer and the maintenance team conduct a joint round «monthly» to verify engineering controls are functioning. Deficiencies are reported to the facilities-management team for correction and tracked to closure.</w:t>
       </w:r>
     </w:p>
     <w:p>
@@ -1170,7 +1170,7 @@
           <w:sz w:val="22"/>
           <w:szCs w:val="22"/>
         </w:rPr>
-        <w:t xml:space="preserve">Effectiveness is monitored under HIC.5.e (surveillance of housekeeping).</w:t>
+        <w:t>Effectiveness is monitored under the relevant policy (surveillance of housekeeping).</w:t>
       </w:r>
     </w:p>
     <w:p>

--- a/policies/build/masters/HIC.3_v2_master.docx
+++ b/policies/build/masters/HIC.3_v2_master.docx
@@ -4816,8 +4816,23 @@
           <w:sz w:val="22"/>
           <w:szCs w:val="22"/>
         </w:rPr>
-        <w:t xml:space="preserve">National Accreditation Board for Hospitals and Healthcare Providers (NABH), Standards for Small Healthcare Organisations, 3rd Edition — HIC chapter, standard HIC.3.</w:t>
-      </w:r>
+      </w:r>
+      <w:r>
+        <w:rPr>
+          <w:sz w:val="22"/>
+        </w:rPr>
+        <w:t xml:space="preserve">National Accreditation Board for Hospitals &amp; Healthcare Providers. (2022). Standards for small healthcare organisations (3rd ed.) — Hospital Infection Prevention and Control chapter, standard HIC.3. </w:t>
+      </w:r>
+      <w:hyperlink r:id="rId9">
+        <w:r>
+          <w:rPr>
+            <w:rStyle w:val="Hyperlink"/>
+            <w:sz w:val="22"/>
+            <w:szCs w:val="22"/>
+          </w:rPr>
+          <w:t>https://nabh.co/programmes/small-healthcare-organisation-shco-accreditation-programme/</w:t>
+        </w:r>
+      </w:hyperlink>
     </w:p>
     <w:p>
       <w:pPr>
